--- a/Word_Mestre_Visualizacao.docx
+++ b/Word_Mestre_Visualizacao.docx
@@ -10980,8 +10980,1795 @@
       </w:r>
     </w:p>
     <w:p/>
-    <w:p/>
-    <w:p/>
+    <w:p>
+      <w:pPr>
+        <w:pStyle w:val="Ttulo3"/>
+      </w:pPr>
+      <w:r>
+        <w:t xml:space="preserve">4.2) Modelo 08</w:t>
+      </w:r>
+    </w:p>
+    <w:p>
+      <w:r>
+        <w:t xml:space="preserve">[ETAPA] Etapa 01 – Paletização de placas embaladas</w:t>
+      </w:r>
+    </w:p>
+    <w:p>
+      <w:r>
+        <w:t xml:space="preserve">[COLUNA]</w:t>
+      </w:r>
+    </w:p>
+    <w:p>
+      <w:r>
+        <w:t xml:space="preserve">[TITULO]</w:t>
+      </w:r>
+    </w:p>
+    <w:p>
+      <w:r>
+        <w:t xml:space="preserve">Adicionando e configurando objetos</w:t>
+      </w:r>
+    </w:p>
+    <w:p/>
+    <w:p>
+      <w:r>
+        <w:t xml:space="preserve">[PRINT]</w:t>
+      </w:r>
+    </w:p>
+    <w:p>
+      <w:r>
+        <w:t xml:space="preserve">AULA4_MODELO8_ETAPA1_1.png</w:t>
+      </w:r>
+    </w:p>
+    <w:p>
+      <w:r>
+        <w:t xml:space="preserve">[PRINT]</w:t>
+      </w:r>
+    </w:p>
+    <w:p>
+      <w:r>
+        <w:t xml:space="preserve">AULA4_MODELO8_ETAPA1_2.png</w:t>
+      </w:r>
+    </w:p>
+    <w:p/>
+    <w:p>
+      <w:r>
+        <w:t xml:space="preserve">[ROTEIRO]</w:t>
+      </w:r>
+    </w:p>
+    <w:p>
+      <w:r>
+        <w:t xml:space="preserve">NESTE MODELO, OS LOTES COM 20 UNIDADES DE PLACAS EMBALADAS SERÃO PALETIZADOS NO “ COMBINER: PALETIZACAO ” TOTALMENTE AUTOMATIZADO,</w:t>
+      </w:r>
+    </w:p>
+    <w:p>
+      <w:r>
+        <w:t xml:space="preserve">POSICIONADO EM X = 100.00 ; Y = 0.00 ; Z = 0.00 E</w:t>
+      </w:r>
+    </w:p>
+    <w:p>
+      <w:r>
+        <w:t xml:space="preserve">COM TEMPO DE CICLO DE 240 [ s / pallet ]</w:t>
+      </w:r>
+    </w:p>
+    <w:p/>
+    <w:p>
+      <w:r>
+        <w:t xml:space="preserve">APÓS A PALETIZAÇÃO OS PALLETS SERÃO ENVIADOS PARA O “ SINK: SAIDAS_CLIENTES ”</w:t>
+      </w:r>
+    </w:p>
+    <w:p>
+      <w:r>
+        <w:t xml:space="preserve">POSICIONADO EM X = 120.00 ; Y = 0.00 ; Z = 0.00</w:t>
+      </w:r>
+    </w:p>
+    <w:p/>
+    <w:p>
+      <w:r>
+        <w:t xml:space="preserve">[OBJETO]</w:t>
+      </w:r>
+    </w:p>
+    <w:p>
+      <w:r>
+        <w:t xml:space="preserve">Sink – “SAIDAS_CLIENTES”</w:t>
+      </w:r>
+    </w:p>
+    <w:p>
+      <w:r>
+        <w:t xml:space="preserve">Combiner – “PALETIZACAO”</w:t>
+      </w:r>
+    </w:p>
+    <w:p/>
+    <w:p>
+      <w:r>
+        <w:t xml:space="preserve">[PROPERTIES]</w:t>
+      </w:r>
+    </w:p>
+    <w:p>
+      <w:r>
+        <w:t xml:space="preserve">[NOME]</w:t>
+      </w:r>
+    </w:p>
+    <w:p>
+      <w:r>
+        <w:t xml:space="preserve">PALETIZACAO</w:t>
+      </w:r>
+    </w:p>
+    <w:p/>
+    <w:p>
+      <w:r>
+        <w:t xml:space="preserve">[VISUALS]</w:t>
+      </w:r>
+    </w:p>
+    <w:p>
+      <w:r>
+        <w:t xml:space="preserve">SAIDAS_CLIENTES - [Mid6_small.png] X = 120.00 ; Y = 0.00 ; Z = 0.00</w:t>
+      </w:r>
+    </w:p>
+    <w:p>
+      <w:r>
+        <w:t xml:space="preserve">PALETIZACAO - [Mid6_small.png] X = 100.00 ; Y = 0.00 ; Z = 0.00</w:t>
+      </w:r>
+    </w:p>
+    <w:p/>
+    <w:p>
+      <w:r>
+        <w:t xml:space="preserve">[PROCESSOR]</w:t>
+      </w:r>
+    </w:p>
+    <w:p>
+      <w:r>
+        <w:t xml:space="preserve">[CHECK] Animate Items</w:t>
+      </w:r>
+    </w:p>
+    <w:p>
+      <w:r>
+        <w:t xml:space="preserve">Process Time: 240 (s)</w:t>
+      </w:r>
+    </w:p>
+    <w:p>
+      <w:r>
+        <w:t xml:space="preserve">[FIM_COLUNA]</w:t>
+      </w:r>
+    </w:p>
+    <w:p/>
+    <w:p>
+      <w:r>
+        <w:t xml:space="preserve">[COLUNA]</w:t>
+      </w:r>
+    </w:p>
+    <w:p>
+      <w:r>
+        <w:t xml:space="preserve">[TITULO]</w:t>
+      </w:r>
+    </w:p>
+    <w:p>
+      <w:r>
+        <w:t xml:space="preserve">Adicionando e configurando objeto</w:t>
+      </w:r>
+    </w:p>
+    <w:p/>
+    <w:p>
+      <w:r>
+        <w:t xml:space="preserve">[PRINT]</w:t>
+      </w:r>
+    </w:p>
+    <w:p>
+      <w:r>
+        <w:t xml:space="preserve">AULA4_MODELO8_ETAPA1_3.png</w:t>
+      </w:r>
+    </w:p>
+    <w:p>
+      <w:r>
+        <w:t xml:space="preserve">[PRINT]</w:t>
+      </w:r>
+    </w:p>
+    <w:p>
+      <w:r>
+        <w:t xml:space="preserve">AULA4_MODELO8_ETAPA1_4.png</w:t>
+      </w:r>
+    </w:p>
+    <w:p/>
+    <w:p>
+      <w:r>
+        <w:t xml:space="preserve">[ROTEIRO]</w:t>
+      </w:r>
+    </w:p>
+    <w:p>
+      <w:r>
+        <w:t xml:space="preserve">OS PALLETS SERÃO CRIADOS PELO “ SOURCE: CHEGADAS_PALLETS ”,</w:t>
+      </w:r>
+    </w:p>
+    <w:p>
+      <w:r>
+        <w:t xml:space="preserve">POSICIONADO EM X = 100.00 ; Y = -20.00 ; Z = 0.00</w:t>
+      </w:r>
+    </w:p>
+    <w:p>
+      <w:r>
+        <w:t xml:space="preserve">( com rotação de 90º no eixo Z )</w:t>
+      </w:r>
+    </w:p>
+    <w:p/>
+    <w:p>
+      <w:r>
+        <w:t xml:space="preserve">DEVERÃO SER CRIADOS DOIS MODELOS DE PALLETS ALTERNADAMENTE:</w:t>
+      </w:r>
+    </w:p>
+    <w:p>
+      <w:r>
+        <w:t xml:space="preserve">PARA ISSO, VOCÊ DEVERÁ:</w:t>
+      </w:r>
+    </w:p>
+    <w:p>
+      <w:r>
+        <w:t xml:space="preserve">UTILIZAR ARRIVAL SEQUENCE COM REPEAT TABLE COMO ARRIVAL STYLE</w:t>
+      </w:r>
+    </w:p>
+    <w:p>
+      <w:r>
+        <w:t xml:space="preserve">E, NESSA TABLE, CRIAR UMA LABEL CHAMADA DE PALLET</w:t>
+      </w:r>
+    </w:p>
+    <w:p/>
+    <w:p>
+      <w:r>
+        <w:t xml:space="preserve">[OBJETO]</w:t>
+      </w:r>
+    </w:p>
+    <w:p>
+      <w:r>
+        <w:t xml:space="preserve">Source – “CHEGADAS_PALLETS”</w:t>
+      </w:r>
+    </w:p>
+    <w:p/>
+    <w:p>
+      <w:r>
+        <w:t xml:space="preserve">[PROPERTIES]</w:t>
+      </w:r>
+    </w:p>
+    <w:p>
+      <w:r>
+        <w:t xml:space="preserve">[NOME]</w:t>
+      </w:r>
+    </w:p>
+    <w:p>
+      <w:r>
+        <w:t xml:space="preserve">CHEGADAS_PALLETS</w:t>
+      </w:r>
+    </w:p>
+    <w:p/>
+    <w:p>
+      <w:r>
+        <w:t xml:space="preserve">[VISUALS]</w:t>
+      </w:r>
+    </w:p>
+    <w:p>
+      <w:r>
+        <w:t xml:space="preserve">[Mid6_small.png] X = 100.00 ; Y = -20.00 ; Z = 0.00</w:t>
+      </w:r>
+    </w:p>
+    <w:p>
+      <w:r>
+        <w:t xml:space="preserve">[rotate_arrow.png] Z = 90.00</w:t>
+      </w:r>
+    </w:p>
+    <w:p/>
+    <w:p>
+      <w:r>
+        <w:t xml:space="preserve">[SOURCE]</w:t>
+      </w:r>
+    </w:p>
+    <w:p>
+      <w:r>
+        <w:t xml:space="preserve">FlowItem Class: [down_arrow.bmp] </w:t>
+      </w:r>
+      <w:r>
+        <w:rPr>
+          <w:b/>
+        </w:rPr>
+        <w:t xml:space="preserve"> Pallet </w:t>
+      </w:r>
+    </w:p>
+    <w:p>
+      <w:r>
+        <w:t xml:space="preserve">Arrival Style: Arrival Sequence</w:t>
+      </w:r>
+    </w:p>
+    <w:p>
+      <w:r>
+        <w:t xml:space="preserve">[CHECK] Repeat Table</w:t>
+      </w:r>
+    </w:p>
+    <w:p/>
+    <w:p>
+      <w:r>
+        <w:t xml:space="preserve">Click em [view_table.ico] Edit Table</w:t>
+      </w:r>
+    </w:p>
+    <w:p/>
+    <w:p>
+      <w:r>
+        <w:t xml:space="preserve">1x [up_arrow.bmp] Add Arrivals</w:t>
+      </w:r>
+    </w:p>
+    <w:p>
+      <w:r>
+        <w:t xml:space="preserve">Arrivals: </w:t>
+      </w:r>
+      <w:r>
+        <w:rPr>
+          <w:b/>
+        </w:rPr>
+        <w:t xml:space="preserve">2</w:t>
+      </w:r>
+      <w:r>
+        <w:t xml:space="preserve">             </w:t>
+      </w:r>
+    </w:p>
+    <w:p/>
+    <w:p>
+      <w:r>
+        <w:t xml:space="preserve">1x [up_arrow.bmp] Add Labels</w:t>
+      </w:r>
+    </w:p>
+    <w:p>
+      <w:r>
+        <w:t xml:space="preserve">Labels: </w:t>
+      </w:r>
+      <w:r>
+        <w:rPr>
+          <w:b/>
+        </w:rPr>
+        <w:t xml:space="preserve">1</w:t>
+      </w:r>
+    </w:p>
+    <w:p/>
+    <w:p>
+      <w:r>
+        <w:t xml:space="preserve">Dentro da tabela:</w:t>
+      </w:r>
+    </w:p>
+    <w:p>
+      <w:r>
+        <w:t xml:space="preserve">Renomeie MyLabel1 para </w:t>
+      </w:r>
+      <w:r>
+        <w:rPr>
+          <w:b/>
+        </w:rPr>
+        <w:t xml:space="preserve">PALLET</w:t>
+      </w:r>
+    </w:p>
+    <w:p>
+      <w:r>
+        <w:t xml:space="preserve">Na coluna de PALLET, digite 1 para Arrival1 e 2 para Arrival2.</w:t>
+      </w:r>
+    </w:p>
+    <w:p/>
+    <w:p>
+      <w:r>
+        <w:t xml:space="preserve">[OBSERVACAO]</w:t>
+      </w:r>
+    </w:p>
+    <w:p>
+      <w:r>
+        <w:t xml:space="preserve">A interpretação da tabela de Arrival Sequence é a seguinte:</w:t>
+      </w:r>
+    </w:p>
+    <w:p/>
+    <w:p>
+      <w:r>
+        <w:t xml:space="preserve">O primeiro PALLET é criado com a label PALLET = 1, apenas uma unidade.</w:t>
+      </w:r>
+    </w:p>
+    <w:p>
+      <w:r>
+        <w:t xml:space="preserve">O segundo PALLET é criado com a label PALLET = 2, apenas uma unidade.</w:t>
+      </w:r>
+    </w:p>
+    <w:p/>
+    <w:p>
+      <w:r>
+        <w:t xml:space="preserve">Ao utilizar Repeat Table, essa sequência é repetida sempre que permitida a criação de novos PALLETS com as mesmas labels.</w:t>
+      </w:r>
+    </w:p>
+    <w:p>
+      <w:r>
+        <w:t xml:space="preserve">[FIM_COLUNA]</w:t>
+      </w:r>
+    </w:p>
+    <w:p/>
+    <w:p>
+      <w:r>
+        <w:t xml:space="preserve">[COLUNA]</w:t>
+      </w:r>
+    </w:p>
+    <w:p>
+      <w:r>
+        <w:t xml:space="preserve">[TITULO]</w:t>
+      </w:r>
+    </w:p>
+    <w:p>
+      <w:r>
+        <w:t xml:space="preserve">Adicionando e configurando objeto</w:t>
+      </w:r>
+    </w:p>
+    <w:p/>
+    <w:p>
+      <w:r>
+        <w:t xml:space="preserve">[PRINT]</w:t>
+      </w:r>
+    </w:p>
+    <w:p>
+      <w:r>
+        <w:t xml:space="preserve">AULA4_MODELO8_ETAPA1_5.png</w:t>
+      </w:r>
+    </w:p>
+    <w:p>
+      <w:r>
+        <w:t xml:space="preserve">[PRINT]</w:t>
+      </w:r>
+    </w:p>
+    <w:p>
+      <w:r>
+        <w:t xml:space="preserve">AULA4_MODELO8_ETAPA1_6.png</w:t>
+      </w:r>
+    </w:p>
+    <w:p/>
+    <w:p>
+      <w:r>
+        <w:t xml:space="preserve">[ROTEIRO]</w:t>
+      </w:r>
+    </w:p>
+    <w:p>
+      <w:r>
+        <w:t xml:space="preserve">SENDO QUE OS PALLETS CRIADOS SERÃO ENVIADOS PARA O “ QUEUE: FILA_PALLETS_VAZIOS ”,</w:t>
+      </w:r>
+    </w:p>
+    <w:p>
+      <w:r>
+        <w:t xml:space="preserve">POSICIONADO EM X = 100.00 ; Y = -4.00 ; Z = 0.00</w:t>
+      </w:r>
+    </w:p>
+    <w:p>
+      <w:r>
+        <w:t xml:space="preserve">( com capacidade infinita, com rotação de 90º no eixo Z e com formato de linha horizontal )</w:t>
+      </w:r>
+    </w:p>
+    <w:p/>
+    <w:p>
+      <w:r>
+        <w:t xml:space="preserve">PALLET 1, NA COR VERDE, E, PALLET 2, NA COR AMARELA</w:t>
+      </w:r>
+    </w:p>
+    <w:p/>
+    <w:p>
+      <w:r>
+        <w:t xml:space="preserve">[OBJETO]</w:t>
+      </w:r>
+    </w:p>
+    <w:p>
+      <w:r>
+        <w:t xml:space="preserve">Queue – “FILA_PALLETS_VAZIOS”</w:t>
+      </w:r>
+    </w:p>
+    <w:p/>
+    <w:p>
+      <w:r>
+        <w:t xml:space="preserve">[PROPERTIES]</w:t>
+      </w:r>
+    </w:p>
+    <w:p>
+      <w:r>
+        <w:t xml:space="preserve">[NOME]</w:t>
+      </w:r>
+    </w:p>
+    <w:p>
+      <w:r>
+        <w:t xml:space="preserve">FILA_PALLETS_VAZIOS</w:t>
+      </w:r>
+    </w:p>
+    <w:p/>
+    <w:p>
+      <w:r>
+        <w:t xml:space="preserve">[VISUALS]</w:t>
+      </w:r>
+    </w:p>
+    <w:p>
+      <w:r>
+        <w:t xml:space="preserve">[Mid6_small.png] X = 100.00 ; Y = -4.00 ; Z = 0.00</w:t>
+      </w:r>
+    </w:p>
+    <w:p>
+      <w:r>
+        <w:t xml:space="preserve">[rotate_arrow.png] Z = 90.00</w:t>
+      </w:r>
+    </w:p>
+    <w:p/>
+    <w:p>
+      <w:r>
+        <w:t xml:space="preserve">[QUEUE]</w:t>
+      </w:r>
+    </w:p>
+    <w:p>
+      <w:r>
+        <w:t xml:space="preserve">Max Content – 1000000</w:t>
+      </w:r>
+    </w:p>
+    <w:p>
+      <w:r>
+        <w:t xml:space="preserve">Item Placement: [down_arrow.bmp] Horizontal Line</w:t>
+      </w:r>
+    </w:p>
+    <w:p/>
+    <w:p>
+      <w:r>
+        <w:t xml:space="preserve">[TRIGGERS]</w:t>
+      </w:r>
+    </w:p>
+    <w:p>
+      <w:r>
+        <w:t xml:space="preserve">[PLUS] On Entry → Visuals → Set Color By Case:  </w:t>
+      </w:r>
+    </w:p>
+    <w:p>
+      <w:r>
+        <w:t xml:space="preserve">Value: </w:t>
+      </w:r>
+      <w:r>
+        <w:rPr>
+          <w:b/>
+        </w:rPr>
+        <w:t xml:space="preserve">item.PALLET</w:t>
+      </w:r>
+    </w:p>
+    <w:p>
+      <w:r>
+        <w:t xml:space="preserve">2x [PLUS] Para adicionar “Case Value + Color”:</w:t>
+      </w:r>
+    </w:p>
+    <w:p>
+      <w:r>
+        <w:t xml:space="preserve">1</w:t>
+      </w:r>
+      <w:r>
+        <w:rPr>
+          <w:b/>
+        </w:rPr>
+        <w:t xml:space="preserve">:  [down_arrow.bmp] Color.green</w:t>
+      </w:r>
+    </w:p>
+    <w:p>
+      <w:r>
+        <w:t xml:space="preserve">2</w:t>
+      </w:r>
+      <w:r>
+        <w:rPr>
+          <w:b/>
+        </w:rPr>
+        <w:t xml:space="preserve">:  [down_arrow.bmp] Color.yellow</w:t>
+      </w:r>
+    </w:p>
+    <w:p>
+      <w:r>
+        <w:t xml:space="preserve">[FIM_COLUNA]</w:t>
+      </w:r>
+    </w:p>
+    <w:p/>
+    <w:p>
+      <w:r>
+        <w:t xml:space="preserve">[COLUNA]</w:t>
+      </w:r>
+    </w:p>
+    <w:p>
+      <w:r>
+        <w:t xml:space="preserve">[TITULO]</w:t>
+      </w:r>
+    </w:p>
+    <w:p>
+      <w:r>
+        <w:t xml:space="preserve">Configurando estoque de PALLETS</w:t>
+      </w:r>
+    </w:p>
+    <w:p/>
+    <w:p>
+      <w:r>
+        <w:t xml:space="preserve">[PRINT]</w:t>
+      </w:r>
+    </w:p>
+    <w:p>
+      <w:r>
+        <w:t xml:space="preserve">AULA4_MODELO8_ETAPA1_7.png</w:t>
+      </w:r>
+    </w:p>
+    <w:p/>
+    <w:p>
+      <w:r>
+        <w:t xml:space="preserve">[ROTEIRO]</w:t>
+      </w:r>
+    </w:p>
+    <w:p>
+      <w:r>
+        <w:t xml:space="preserve">QUE SÓ PERMITIRÁ A ENTRADA DE LOTES DE 8 PALLETS POR VEZ E SÓ APÓS FICAR VAZIO</w:t>
+      </w:r>
+    </w:p>
+    <w:p/>
+    <w:p>
+      <w:r>
+        <w:t xml:space="preserve">[OBJETO]</w:t>
+      </w:r>
+    </w:p>
+    <w:p>
+      <w:r>
+        <w:t xml:space="preserve">Queue – “FILA_PALLETS_VAZIOS”</w:t>
+      </w:r>
+    </w:p>
+    <w:p/>
+    <w:p>
+      <w:r>
+        <w:t xml:space="preserve">[PROPERTIES]</w:t>
+      </w:r>
+    </w:p>
+    <w:p>
+      <w:r>
+        <w:t xml:space="preserve">[QUEUE]</w:t>
+      </w:r>
+    </w:p>
+    <w:p>
+      <w:r>
+        <w:t xml:space="preserve">[CHECK] Perform Batching</w:t>
+      </w:r>
+    </w:p>
+    <w:p>
+      <w:r>
+        <w:t xml:space="preserve">Target Batch Size: </w:t>
+      </w:r>
+      <w:r>
+        <w:rPr>
+          <w:b/>
+        </w:rPr>
+        <w:t xml:space="preserve">8</w:t>
+      </w:r>
+    </w:p>
+    <w:p>
+      <w:r>
+        <w:t xml:space="preserve">[CHECK] Flush contents between batches</w:t>
+      </w:r>
+    </w:p>
+    <w:p>
+      <w:r>
+        <w:t xml:space="preserve">[FIM_COLUNA]</w:t>
+      </w:r>
+    </w:p>
+    <w:p/>
+    <w:p>
+      <w:r>
+        <w:t xml:space="preserve">[ETAPA] Etapa 02 – Regra de puxar utilizando Global Table</w:t>
+      </w:r>
+    </w:p>
+    <w:p>
+      <w:r>
+        <w:t xml:space="preserve">[COLUNA]</w:t>
+      </w:r>
+    </w:p>
+    <w:p>
+      <w:r>
+        <w:t xml:space="preserve">[TITULO]</w:t>
+      </w:r>
+    </w:p>
+    <w:p>
+      <w:r>
+        <w:t xml:space="preserve">Adicionando e configurando objeto</w:t>
+      </w:r>
+    </w:p>
+    <w:p/>
+    <w:p>
+      <w:r>
+        <w:t xml:space="preserve">[PRINT]</w:t>
+      </w:r>
+    </w:p>
+    <w:p>
+      <w:r>
+        <w:t xml:space="preserve">AULA4_MODELO8_ETAPA2_1.png</w:t>
+      </w:r>
+    </w:p>
+    <w:p>
+      <w:r>
+        <w:t xml:space="preserve">[PRINT]</w:t>
+      </w:r>
+    </w:p>
+    <w:p>
+      <w:r>
+        <w:t xml:space="preserve">AULA4_MODELO8_ETAPA2_2.png</w:t>
+      </w:r>
+    </w:p>
+    <w:p/>
+    <w:p>
+      <w:r>
+        <w:t xml:space="preserve">[ROTEIRO]</w:t>
+      </w:r>
+    </w:p>
+    <w:p>
+      <w:r>
+        <w:t xml:space="preserve">EM SEGUIDA, CRIE A “ GLOBAL TABLE: REGRA_PUXADA_PLACAS_EMBALADAS, DE MODO QUE:</w:t>
+      </w:r>
+    </w:p>
+    <w:p>
+      <w:r>
+        <w:t xml:space="preserve">OS PALLETS 1, NA COR VERDE, PUXEM OS LOTES DE 20 UNIDADES DAS PLACAS MODELO 1 E</w:t>
+      </w:r>
+    </w:p>
+    <w:p>
+      <w:r>
+        <w:t xml:space="preserve">OS PALLETS 2, NA COR AMARELA, PUXEM OS LOTES DE 20 UNIDADES DAS PLACAS MODELO 2</w:t>
+      </w:r>
+    </w:p>
+    <w:p/>
+    <w:p>
+      <w:r>
+        <w:t xml:space="preserve">[OBJETO]</w:t>
+      </w:r>
+    </w:p>
+    <w:p>
+      <w:r>
+        <w:t xml:space="preserve">Combiner – “PALETIZACAO”</w:t>
+      </w:r>
+    </w:p>
+    <w:p>
+      <w:r>
+        <w:t xml:space="preserve">Global Table – “REGRA_PUXADA_PLACAS_EMBALADAS”</w:t>
+      </w:r>
+    </w:p>
+    <w:p/>
+    <w:p>
+      <w:r>
+        <w:t xml:space="preserve">[ACAO_MOUSE]</w:t>
+      </w:r>
+    </w:p>
+    <w:p>
+      <w:r>
+        <w:t xml:space="preserve">Abra a aba [view_tools.ico]Toolbox, clique em [PLUS] e selecione Global Table.</w:t>
+      </w:r>
+    </w:p>
+    <w:p/>
+    <w:p>
+      <w:r>
+        <w:t xml:space="preserve">[GLOBAL_TABLE]</w:t>
+      </w:r>
+    </w:p>
+    <w:p>
+      <w:r>
+        <w:t xml:space="preserve">[view_table.ico] GlobalTable1</w:t>
+      </w:r>
+    </w:p>
+    <w:p>
+      <w:r>
+        <w:t xml:space="preserve">[PROPERTIES]</w:t>
+      </w:r>
+    </w:p>
+    <w:p>
+      <w:r>
+        <w:t xml:space="preserve">[TABLE]</w:t>
+      </w:r>
+    </w:p>
+    <w:p>
+      <w:r>
+        <w:t xml:space="preserve">REGRA_PUXADA_PLACAS_EMBALADAS</w:t>
+      </w:r>
+    </w:p>
+    <w:p>
+      <w:r>
+        <w:t xml:space="preserve">ROWS: 2     COLUMNS: 2</w:t>
+      </w:r>
+    </w:p>
+    <w:p/>
+    <w:p/>
+    <w:p>
+      <w:r>
+        <w:t xml:space="preserve">[OBSERVACAO]</w:t>
+      </w:r>
+    </w:p>
+    <w:p>
+      <w:r>
+        <w:t xml:space="preserve">Nomes das linhas e colunas são mostrados na Imagem 2 deste passo. Assim como os valores que devem ser inseridos.</w:t>
+      </w:r>
+    </w:p>
+    <w:p/>
+    <w:p>
+      <w:r>
+        <w:t xml:space="preserve">Cuidado principal é com os valores nas posições corretas dentro da Global Table, pois eles determinam qual e quantos lotes de placas devem ser enviados para cada placa impressa na paletização.</w:t>
+      </w:r>
+    </w:p>
+    <w:p>
+      <w:r>
+        <w:t xml:space="preserve">[FIM_COLUNA]</w:t>
+      </w:r>
+    </w:p>
+    <w:p/>
+    <w:p>
+      <w:r>
+        <w:t xml:space="preserve">[COLUNA]</w:t>
+      </w:r>
+    </w:p>
+    <w:p>
+      <w:r>
+        <w:t xml:space="preserve">[TITULO]</w:t>
+      </w:r>
+    </w:p>
+    <w:p>
+      <w:r>
+        <w:t xml:space="preserve">Configurando objeto</w:t>
+      </w:r>
+    </w:p>
+    <w:p/>
+    <w:p>
+      <w:r>
+        <w:t xml:space="preserve">[PRINT]</w:t>
+      </w:r>
+    </w:p>
+    <w:p>
+      <w:r>
+        <w:t xml:space="preserve">AULA4_MODELO8_ETAPA2_3.png</w:t>
+      </w:r>
+    </w:p>
+    <w:p>
+      <w:r>
+        <w:t xml:space="preserve">[PRINT]</w:t>
+      </w:r>
+    </w:p>
+    <w:p>
+      <w:r>
+        <w:t xml:space="preserve">AULA4_MODELO8_ETAPA2_4.png</w:t>
+      </w:r>
+    </w:p>
+    <w:p/>
+    <w:p>
+      <w:r>
+        <w:t xml:space="preserve">[OBJETO]</w:t>
+      </w:r>
+    </w:p>
+    <w:p>
+      <w:r>
+        <w:t xml:space="preserve">Combiner – “PALETIZACAO”</w:t>
+      </w:r>
+    </w:p>
+    <w:p/>
+    <w:p>
+      <w:r>
+        <w:t xml:space="preserve">[PROPERTIES]</w:t>
+      </w:r>
+    </w:p>
+    <w:p>
+      <w:r>
+        <w:t xml:space="preserve">[TRIGGERS]</w:t>
+      </w:r>
+    </w:p>
+    <w:p>
+      <w:r>
+        <w:t xml:space="preserve">[PLUS] On Entry → [PLUS] Update Combiner Component List With Labels:</w:t>
+      </w:r>
+    </w:p>
+    <w:p>
+      <w:r>
+        <w:t xml:space="preserve">Table: [down_arrow.bmp] REGRA_PUXADA_PLACAS_EMBALADAS</w:t>
+      </w:r>
+    </w:p>
+    <w:p>
+      <w:r>
+        <w:t xml:space="preserve">Label: "PALLET"</w:t>
+      </w:r>
+    </w:p>
+    <w:p/>
+    <w:p>
+      <w:r>
+        <w:t xml:space="preserve">[OBSERVACAO]</w:t>
+      </w:r>
+    </w:p>
+    <w:p>
+      <w:r>
+        <w:t xml:space="preserve">É possível visualizar se está as conexões estão corretas ao abrir as propriedades e ver se Inputs Ports estão compatíveis, exatamente na mesma sequência das imagens deste passo.</w:t>
+      </w:r>
+    </w:p>
+    <w:p/>
+    <w:p>
+      <w:r>
+        <w:t xml:space="preserve">[LETRA_VERMELHA]Lembrando que para o funcionamento correto do Combiner com a Global Table, deve-se estar exatamente configurado como mostrado neste passo, o Combiner, e no passo anterior, a Global Table.[FIM_LETRA_VERMELHA]</w:t>
+      </w:r>
+    </w:p>
+    <w:p/>
+    <w:p>
+      <w:r>
+        <w:t xml:space="preserve">[FIM_COLUNA]</w:t>
+      </w:r>
+    </w:p>
+    <w:p/>
+    <w:p>
+      <w:r>
+        <w:t xml:space="preserve">[ETAPA] Etapa 03 – Empilhadeira para Pallets finalizados</w:t>
+      </w:r>
+    </w:p>
+    <w:p>
+      <w:r>
+        <w:t xml:space="preserve">[COLUNA]</w:t>
+      </w:r>
+    </w:p>
+    <w:p>
+      <w:r>
+        <w:t xml:space="preserve">[TITULO]</w:t>
+      </w:r>
+    </w:p>
+    <w:p>
+      <w:r>
+        <w:t xml:space="preserve">Adicionando e configurando objeto</w:t>
+      </w:r>
+    </w:p>
+    <w:p/>
+    <w:p>
+      <w:r>
+        <w:t xml:space="preserve">[PRINT]</w:t>
+      </w:r>
+    </w:p>
+    <w:p>
+      <w:r>
+        <w:t xml:space="preserve">AULA4_MODELO8_ETAPA3_1.png</w:t>
+      </w:r>
+    </w:p>
+    <w:p/>
+    <w:p>
+      <w:r>
+        <w:t xml:space="preserve">[ROTEIRO]</w:t>
+      </w:r>
+    </w:p>
+    <w:p>
+      <w:r>
+        <w:t xml:space="preserve">AGORA, VAMOS INSERIR A EMPILHADEIRA EMP_PALLETS_FINALIZADOS,</w:t>
+      </w:r>
+    </w:p>
+    <w:p>
+      <w:r>
+        <w:t xml:space="preserve">POSICIONADA EM X = 105.00 ; Y = 0.00 ; Z = 0.00</w:t>
+      </w:r>
+    </w:p>
+    <w:p>
+      <w:r>
+        <w:t xml:space="preserve">( com rotação de 180º no eixo Z )</w:t>
+      </w:r>
+    </w:p>
+    <w:p/>
+    <w:p>
+      <w:r>
+        <w:t xml:space="preserve">[OBJETO]</w:t>
+      </w:r>
+    </w:p>
+    <w:p>
+      <w:r>
+        <w:t xml:space="preserve">Transporter – “EMP_PALLETS_FINALIZADOS”</w:t>
+      </w:r>
+    </w:p>
+    <w:p/>
+    <w:p>
+      <w:r>
+        <w:t xml:space="preserve">[PROPERTIES]</w:t>
+      </w:r>
+    </w:p>
+    <w:p>
+      <w:r>
+        <w:t xml:space="preserve">[NOME]</w:t>
+      </w:r>
+    </w:p>
+    <w:p>
+      <w:r>
+        <w:t xml:space="preserve">EMP_PALLETS_FINALIZADOS</w:t>
+      </w:r>
+    </w:p>
+    <w:p/>
+    <w:p>
+      <w:r>
+        <w:t xml:space="preserve">[VISUALS]</w:t>
+      </w:r>
+    </w:p>
+    <w:p>
+      <w:r>
+        <w:t xml:space="preserve">[Mid6_small.png] X = 105.00 ; Y = 0.00 ; Z = 0.00</w:t>
+      </w:r>
+    </w:p>
+    <w:p>
+      <w:r>
+        <w:t xml:space="preserve">[rotate_arrow.png] Z = 180.00</w:t>
+      </w:r>
+    </w:p>
+    <w:p/>
+    <w:p>
+      <w:r>
+        <w:t xml:space="preserve">[PORTS]</w:t>
+      </w:r>
+    </w:p>
+    <w:p>
+      <w:r>
+        <w:t xml:space="preserve">[LETRA_VERMELHA] - Após a conexão, deve-se estar exibido da seguinte forma as portas de entrada do Transporter: [FIM_LETRA_VERMELHA]</w:t>
+      </w:r>
+    </w:p>
+    <w:p/>
+    <w:p>
+      <w:r>
+        <w:t xml:space="preserve">[down_arrow.bmp] - Central Ports:</w:t>
+      </w:r>
+    </w:p>
+    <w:p>
+      <w:r>
+        <w:t xml:space="preserve">1: PALETIZACAO</w:t>
+      </w:r>
+    </w:p>
+    <w:p>
+      <w:r>
+        <w:t xml:space="preserve">[FIM_COLUNA]</w:t>
+      </w:r>
+    </w:p>
+    <w:p/>
+    <w:p>
+      <w:r>
+        <w:t xml:space="preserve">[COLUNA]</w:t>
+      </w:r>
+    </w:p>
+    <w:p>
+      <w:r>
+        <w:t xml:space="preserve">[TITULO]</w:t>
+      </w:r>
+    </w:p>
+    <w:p>
+      <w:r>
+        <w:t xml:space="preserve">Configurando Atividade 1 do Transporter</w:t>
+      </w:r>
+    </w:p>
+    <w:p/>
+    <w:p>
+      <w:r>
+        <w:t xml:space="preserve">[PRINT]</w:t>
+      </w:r>
+    </w:p>
+    <w:p>
+      <w:r>
+        <w:t xml:space="preserve">AULA4_MODELO8_ETAPA3_2.png</w:t>
+      </w:r>
+    </w:p>
+    <w:p/>
+    <w:p>
+      <w:r>
+        <w:t xml:space="preserve">[ROTEIRO]</w:t>
+      </w:r>
+    </w:p>
+    <w:p>
+      <w:r>
+        <w:t xml:space="preserve">PARA LEVAR OS PALLETS JÁ FINALIZADOS PARA O SINK</w:t>
+      </w:r>
+    </w:p>
+    <w:p/>
+    <w:p>
+      <w:r>
+        <w:t xml:space="preserve">[OBJETO]</w:t>
+      </w:r>
+    </w:p>
+    <w:p>
+      <w:r>
+        <w:t xml:space="preserve">Combiner – “PALETIZACAO”</w:t>
+      </w:r>
+    </w:p>
+    <w:p/>
+    <w:p>
+      <w:r>
+        <w:t xml:space="preserve">[PROPERTIES]</w:t>
+      </w:r>
+    </w:p>
+    <w:p>
+      <w:r>
+        <w:t xml:space="preserve">[OUTPUT]</w:t>
+      </w:r>
+    </w:p>
+    <w:p>
+      <w:r>
+        <w:t xml:space="preserve">[CHECK] Use Transport:</w:t>
+      </w:r>
+    </w:p>
+    <w:p>
+      <w:r>
+        <w:t xml:space="preserve">current.centerObjects[1]</w:t>
+      </w:r>
+    </w:p>
+    <w:p/>
+    <w:p>
+      <w:r>
+        <w:t xml:space="preserve">[PORTS]</w:t>
+      </w:r>
+    </w:p>
+    <w:p>
+      <w:r>
+        <w:t xml:space="preserve">Para o Combiner “PALETIZACAO”:</w:t>
+      </w:r>
+    </w:p>
+    <w:p>
+      <w:r>
+        <w:t xml:space="preserve">[LETRA_VERMELHA] - Após a conexão, deve-se estar exibido da seguinte forma as portas de entrada do Combiner: [FIM_LETRA_VERMELHA]</w:t>
+      </w:r>
+    </w:p>
+    <w:p/>
+    <w:p>
+      <w:r>
+        <w:t xml:space="preserve">[down_arrow.bmp] - Central Ports:</w:t>
+      </w:r>
+    </w:p>
+    <w:p>
+      <w:r>
+        <w:t xml:space="preserve">1: EMP_PALLETS_FINALIZADOS</w:t>
+      </w:r>
+    </w:p>
+    <w:p/>
+    <w:p>
+      <w:r>
+        <w:t xml:space="preserve">[FIM_COLUNA]</w:t>
+      </w:r>
+    </w:p>
+    <w:p/>
+    <w:p>
+      <w:r>
+        <w:t xml:space="preserve">[COLUNA]</w:t>
+      </w:r>
+    </w:p>
+    <w:p>
+      <w:r>
+        <w:t xml:space="preserve">[TITULO]</w:t>
+      </w:r>
+    </w:p>
+    <w:p>
+      <w:r>
+        <w:t xml:space="preserve">Configurando retorno da empilhadeira</w:t>
+      </w:r>
+    </w:p>
+    <w:p/>
+    <w:p>
+      <w:r>
+        <w:t xml:space="preserve">[PRINT]</w:t>
+      </w:r>
+    </w:p>
+    <w:p>
+      <w:r>
+        <w:t xml:space="preserve">AULA4_MODELO8_ETAPA3_3.png</w:t>
+      </w:r>
+    </w:p>
+    <w:p/>
+    <w:p>
+      <w:r>
+        <w:t xml:space="preserve">[ROTEIRO]</w:t>
+      </w:r>
+    </w:p>
+    <w:p>
+      <w:r>
+        <w:t xml:space="preserve">E VOLTAR À PALETIZAÇÃO QUANDO DESCARREGAR</w:t>
+      </w:r>
+    </w:p>
+    <w:p/>
+    <w:p>
+      <w:r>
+        <w:t xml:space="preserve">[OBJETO]</w:t>
+      </w:r>
+    </w:p>
+    <w:p>
+      <w:r>
+        <w:t xml:space="preserve">Transporter – “EMP_PALLETS_FINALIZADOS”</w:t>
+      </w:r>
+    </w:p>
+    <w:p/>
+    <w:p>
+      <w:r>
+        <w:t xml:space="preserve">[PROPERTIES]</w:t>
+      </w:r>
+    </w:p>
+    <w:p>
+      <w:r>
+        <w:t xml:space="preserve">[TRIGGERS]</w:t>
+      </w:r>
+    </w:p>
+    <w:p>
+      <w:r>
+        <w:t xml:space="preserve">[PLUS] → On Unload → Travel to an Object:</w:t>
+      </w:r>
+    </w:p>
+    <w:p>
+      <w:r>
+        <w:t xml:space="preserve">Clique no [eyedropper.png] para selecionar o objeto "PALETIZACAO"</w:t>
+      </w:r>
+    </w:p>
+    <w:p>
+      <w:r>
+        <w:t xml:space="preserve">Selecione a opção: Model.find("PALETIZACAO")</w:t>
+      </w:r>
+    </w:p>
+    <w:p/>
+    <w:p>
+      <w:r>
+        <w:t xml:space="preserve">Então terá</w:t>
+      </w:r>
+    </w:p>
+    <w:p>
+      <w:r>
+        <w:t xml:space="preserve">Destination: Model.find("PALETIZACAO")</w:t>
+      </w:r>
+    </w:p>
+    <w:p>
+      <w:r>
+        <w:t xml:space="preserve">[FIM_COLUNA]</w:t>
+      </w:r>
+    </w:p>
+    <w:p/>
+    <w:p>
+      <w:r>
+        <w:t xml:space="preserve">[ETAPA] Etapa 04 – Definindo caminho que a empilhadeira deve percorrer</w:t>
+      </w:r>
+    </w:p>
+    <w:p>
+      <w:r>
+        <w:t xml:space="preserve">[COLUNA]</w:t>
+      </w:r>
+    </w:p>
+    <w:p>
+      <w:r>
+        <w:t xml:space="preserve">[TITULO]</w:t>
+      </w:r>
+    </w:p>
+    <w:p>
+      <w:r>
+        <w:t xml:space="preserve">Adicionando e posicionando objetos</w:t>
+      </w:r>
+    </w:p>
+    <w:p/>
+    <w:p>
+      <w:r>
+        <w:t xml:space="preserve">[PRINT]</w:t>
+      </w:r>
+    </w:p>
+    <w:p>
+      <w:r>
+        <w:t xml:space="preserve">AULA4_MODELO8_ETAPA4_1.png</w:t>
+      </w:r>
+    </w:p>
+    <w:p>
+      <w:r>
+        <w:t xml:space="preserve">[PRINT]</w:t>
+      </w:r>
+    </w:p>
+    <w:p>
+      <w:r>
+        <w:t xml:space="preserve">AULA4_MODELO8_ETAPA4_2.png</w:t>
+      </w:r>
+    </w:p>
+    <w:p>
+      <w:r>
+        <w:t xml:space="preserve">[PRINT]</w:t>
+      </w:r>
+    </w:p>
+    <w:p>
+      <w:r>
+        <w:t xml:space="preserve">AULA4_MODELO8_ETAPA4_3.png</w:t>
+      </w:r>
+    </w:p>
+    <w:p/>
+    <w:p>
+      <w:r>
+        <w:t xml:space="preserve">[ROTEIRO]</w:t>
+      </w:r>
+    </w:p>
+    <w:p>
+      <w:r>
+        <w:t xml:space="preserve">PROSSEGUINDO, VAMOS CRIAR UM CAMINHO PARA ESSA EMPILHADEIRA, COM:</w:t>
+      </w:r>
+    </w:p>
+    <w:p>
+      <w:r>
+        <w:t xml:space="preserve">NN1, POSICIONADO EM X = 105.00 ; Y = 0.00 ; Z = 0.00</w:t>
+      </w:r>
+    </w:p>
+    <w:p>
+      <w:r>
+        <w:t xml:space="preserve">NN2,  POSICIONADO EM X = 110.00 ; Y = -3.50 ; Z = 0.00</w:t>
+      </w:r>
+    </w:p>
+    <w:p>
+      <w:r>
+        <w:t xml:space="preserve">NN3, POSICIONADO EM X = 115.00 ; Y = 0.00 ; Z = 0.00</w:t>
+      </w:r>
+    </w:p>
+    <w:p>
+      <w:r>
+        <w:t xml:space="preserve">NN4, POSICIONADO EM X = 110.00 ; Y = 3.50 ; Z = 0.00</w:t>
+      </w:r>
+    </w:p>
+    <w:p/>
+    <w:p>
+      <w:r>
+        <w:t xml:space="preserve">[OBJETO]</w:t>
+      </w:r>
+    </w:p>
+    <w:p>
+      <w:r>
+        <w:t xml:space="preserve">NetworkNode - "NN1"</w:t>
+      </w:r>
+    </w:p>
+    <w:p>
+      <w:r>
+        <w:t xml:space="preserve">NetworkNode - "NN2"</w:t>
+      </w:r>
+    </w:p>
+    <w:p>
+      <w:r>
+        <w:t xml:space="preserve">NetworkNode - "NN3"</w:t>
+      </w:r>
+    </w:p>
+    <w:p>
+      <w:r>
+        <w:t xml:space="preserve">NetworkNode - "NN4"</w:t>
+      </w:r>
+    </w:p>
+    <w:p/>
+    <w:p>
+      <w:r>
+        <w:t xml:space="preserve">[PROPERTIES]</w:t>
+      </w:r>
+    </w:p>
+    <w:p>
+      <w:r>
+        <w:t xml:space="preserve">[VISUALS]</w:t>
+      </w:r>
+    </w:p>
+    <w:p>
+      <w:r>
+        <w:t xml:space="preserve">NN1 - [Mid6_small.png] X = 105.00 ; Y = 0.00 ; Z = 0.00</w:t>
+      </w:r>
+    </w:p>
+    <w:p>
+      <w:r>
+        <w:t xml:space="preserve">NN2 - [Mid6_small.png] X = 110.00 ; Y = -3.50 ; Z = 0.00</w:t>
+      </w:r>
+    </w:p>
+    <w:p>
+      <w:r>
+        <w:t xml:space="preserve">NN3 - [Mid6_small.png] X = 115.00 ; Y = 0.00 ; Z = 0.00</w:t>
+      </w:r>
+    </w:p>
+    <w:p>
+      <w:r>
+        <w:t xml:space="preserve">NN4 - [Mid6_small.png] X = 110.00 ; Y = 3.50 ; Z = 0.00</w:t>
+      </w:r>
+    </w:p>
+    <w:p>
+      <w:r>
+        <w:t xml:space="preserve">[FIM_COLUNA]</w:t>
+      </w:r>
+    </w:p>
+    <w:p/>
+    <w:p>
+      <w:r>
+        <w:t xml:space="preserve">[COLUNA]</w:t>
+      </w:r>
+    </w:p>
+    <w:p>
+      <w:r>
+        <w:t xml:space="preserve">[TITULO]</w:t>
+      </w:r>
+    </w:p>
+    <w:p>
+      <w:r>
+        <w:t xml:space="preserve">Configurando objetos</w:t>
+      </w:r>
+    </w:p>
+    <w:p>
+      <w:r>
+        <w:t xml:space="preserve">[PRINT]</w:t>
+      </w:r>
+    </w:p>
+    <w:p>
+      <w:r>
+        <w:t xml:space="preserve">AULA4_MODELO8_ETAPA4_4.png</w:t>
+      </w:r>
+    </w:p>
+    <w:p>
+      <w:r>
+        <w:t xml:space="preserve">[PRINT]</w:t>
+      </w:r>
+    </w:p>
+    <w:p>
+      <w:r>
+        <w:t xml:space="preserve">AULA4_MODELO8_ETAPA4_5.png</w:t>
+      </w:r>
+    </w:p>
+    <w:p/>
+    <w:p>
+      <w:r>
+        <w:t xml:space="preserve">[ROTEIRO]</w:t>
+      </w:r>
+    </w:p>
+    <w:p>
+      <w:r>
+        <w:t xml:space="preserve">A EMPILHADEIRA DEVERÁ IR ATÉ O SINK PELO TRECHO NN1, NN2 E NN3</w:t>
+      </w:r>
+    </w:p>
+    <w:p>
+      <w:r>
+        <w:t xml:space="preserve">E ENTÃO RETORNAR À PALETIZAÇÃO PELO TRECHO NN3, NN4 E NN1</w:t>
+      </w:r>
+    </w:p>
+    <w:p/>
+    <w:p/>
+    <w:p>
+      <w:r>
+        <w:t xml:space="preserve">[ACAO_MOUSE]</w:t>
+      </w:r>
+    </w:p>
+    <w:p>
+      <w:r>
+        <w:t xml:space="preserve">1°: Conectar os objetos utilizando o comando de conexão. Como atalho, pressione a tecla “A” do teclado. </w:t>
+      </w:r>
+    </w:p>
+    <w:p>
+      <w:r>
+        <w:t xml:space="preserve">Conforme orientado a seguir:</w:t>
+      </w:r>
+    </w:p>
+    <w:p>
+      <w:r>
+        <w:t xml:space="preserve">NetworkNode “NN1” → NetworkNode “NN2”</w:t>
+      </w:r>
+    </w:p>
+    <w:p>
+      <w:r>
+        <w:t xml:space="preserve">NetworkNode “NN2” → NetworkNode “NN3”</w:t>
+      </w:r>
+    </w:p>
+    <w:p>
+      <w:r>
+        <w:t xml:space="preserve">NetworkNode “NN3” → NetworkNode “NN4”</w:t>
+      </w:r>
+    </w:p>
+    <w:p>
+      <w:r>
+        <w:t xml:space="preserve">NetworkNode “NN4” → NetworkNode “NN1”</w:t>
+      </w:r>
+    </w:p>
+    <w:p/>
+    <w:p>
+      <w:r>
+        <w:t xml:space="preserve">Transporter “EMP_PALETAS_FINALIZADAS” → NetworkNode “NN1”</w:t>
+      </w:r>
+    </w:p>
+    <w:p/>
+    <w:p>
+      <w:r>
+        <w:t xml:space="preserve">Combiner “PALETIZACAO” → NetworkNode “NN1”</w:t>
+      </w:r>
+    </w:p>
+    <w:p>
+      <w:r>
+        <w:t xml:space="preserve">Sink “SAIDAS_CLIENTES” → NetworkNode “NN3”</w:t>
+      </w:r>
+    </w:p>
+    <w:p/>
+    <w:p>
+      <w:r>
+        <w:t xml:space="preserve">2°: Para desabilitar um caminho de conexão, clique com o botão direito do mouse na seta da direção que deseja desabilitar e selecione No_Connection.</w:t>
+      </w:r>
+    </w:p>
+    <w:p>
+      <w:r>
+        <w:t xml:space="preserve">[FIM_COLUNA]</w:t>
+      </w:r>
+    </w:p>
+    <w:p/>
+    <w:p>
+      <w:r>
+        <w:t xml:space="preserve">[COLUNA]</w:t>
+      </w:r>
+    </w:p>
+    <w:p>
+      <w:r>
+        <w:t xml:space="preserve">[TITULO]</w:t>
+      </w:r>
+    </w:p>
+    <w:p>
+      <w:r>
+        <w:t xml:space="preserve">Configurando caminho</w:t>
+      </w:r>
+    </w:p>
+    <w:p/>
+    <w:p>
+      <w:r>
+        <w:t xml:space="preserve">[PRINT]</w:t>
+      </w:r>
+    </w:p>
+    <w:p>
+      <w:r>
+        <w:t xml:space="preserve">AULA4_MODELO8_ETAPA4_6.png</w:t>
+      </w:r>
+    </w:p>
+    <w:p>
+      <w:r>
+        <w:t xml:space="preserve">[PRINT]</w:t>
+      </w:r>
+    </w:p>
+    <w:p>
+      <w:r>
+        <w:t xml:space="preserve">AULA4_MODELO8_ETAPA4_7.png</w:t>
+      </w:r>
+    </w:p>
+    <w:p/>
+    <w:p>
+      <w:r>
+        <w:t xml:space="preserve">[ROTEIRO]</w:t>
+      </w:r>
+    </w:p>
+    <w:p>
+      <w:r>
+        <w:t xml:space="preserve">E PARA FINALIZAR, COLOQUE DISTÂNCIAS VIRTUAIS DE 200 m ENTRE CADA PAR DE NÓS</w:t>
+      </w:r>
+    </w:p>
+    <w:p/>
+    <w:p>
+      <w:r>
+        <w:t xml:space="preserve">[OBJETO]</w:t>
+      </w:r>
+    </w:p>
+    <w:p>
+      <w:r>
+        <w:t xml:space="preserve">NetworkNode - "NN1"</w:t>
+      </w:r>
+    </w:p>
+    <w:p>
+      <w:r>
+        <w:t xml:space="preserve">NetworkNode - "NN2"</w:t>
+      </w:r>
+    </w:p>
+    <w:p>
+      <w:r>
+        <w:t xml:space="preserve">NetworkNode - "NN3"</w:t>
+      </w:r>
+    </w:p>
+    <w:p>
+      <w:r>
+        <w:t xml:space="preserve">NetworkNode - "NN4"</w:t>
+      </w:r>
+    </w:p>
+    <w:p/>
+    <w:p>
+      <w:r>
+        <w:t xml:space="preserve">[PROPERTIES]</w:t>
+      </w:r>
+    </w:p>
+    <w:p>
+      <w:r>
+        <w:t xml:space="preserve">[NETWORKNODE]</w:t>
+      </w:r>
+    </w:p>
+    <w:p>
+      <w:r>
+        <w:t xml:space="preserve">Para NetworkNode “NN1”:</w:t>
+      </w:r>
+    </w:p>
+    <w:p>
+      <w:r>
+        <w:t xml:space="preserve">Path 1 - [down_arrow.bmp]</w:t>
+      </w:r>
+      <w:r>
+        <w:rPr>
+          <w:b/>
+        </w:rPr>
+        <w:t xml:space="preserve">To NN2</w:t>
+      </w:r>
+    </w:p>
+    <w:p>
+      <w:r>
+        <w:t xml:space="preserve">Virtual Distance: </w:t>
+      </w:r>
+      <w:r>
+        <w:rPr>
+          <w:b/>
+        </w:rPr>
+        <w:t xml:space="preserve">200</w:t>
+      </w:r>
+      <w:r>
+        <w:t xml:space="preserve"> m</w:t>
+      </w:r>
+    </w:p>
+    <w:p/>
+    <w:p>
+      <w:r>
+        <w:t xml:space="preserve">Para NetworkNode “NN2”:</w:t>
+      </w:r>
+    </w:p>
+    <w:p>
+      <w:r>
+        <w:t xml:space="preserve">Path 2 - [down_arrow.bmp]</w:t>
+      </w:r>
+      <w:r>
+        <w:rPr>
+          <w:b/>
+        </w:rPr>
+        <w:t xml:space="preserve">To NN3</w:t>
+      </w:r>
+    </w:p>
+    <w:p>
+      <w:r>
+        <w:t xml:space="preserve">Virtual Distance: </w:t>
+      </w:r>
+      <w:r>
+        <w:rPr>
+          <w:b/>
+        </w:rPr>
+        <w:t xml:space="preserve">200</w:t>
+      </w:r>
+      <w:r>
+        <w:t xml:space="preserve"> m  </w:t>
+      </w:r>
+    </w:p>
+    <w:p/>
+    <w:p>
+      <w:r>
+        <w:t xml:space="preserve">Para NetworkNode “NN3”:</w:t>
+      </w:r>
+    </w:p>
+    <w:p>
+      <w:r>
+        <w:t xml:space="preserve">Path 2 - [down_arrow.bmp]</w:t>
+      </w:r>
+      <w:r>
+        <w:rPr>
+          <w:b/>
+        </w:rPr>
+        <w:t xml:space="preserve">To NN4</w:t>
+      </w:r>
+    </w:p>
+    <w:p>
+      <w:r>
+        <w:t xml:space="preserve">Virtual Distance: </w:t>
+      </w:r>
+      <w:r>
+        <w:rPr>
+          <w:b/>
+        </w:rPr>
+        <w:t xml:space="preserve">200</w:t>
+      </w:r>
+      <w:r>
+        <w:t xml:space="preserve"> m</w:t>
+      </w:r>
+    </w:p>
+    <w:p/>
+    <w:p>
+      <w:r>
+        <w:t xml:space="preserve">Para NetworkNode “NN4”:</w:t>
+      </w:r>
+    </w:p>
+    <w:p>
+      <w:r>
+        <w:t xml:space="preserve">Path 2 - [down_arrow.bmp]</w:t>
+      </w:r>
+      <w:r>
+        <w:rPr>
+          <w:b/>
+        </w:rPr>
+        <w:t xml:space="preserve">To NN1</w:t>
+      </w:r>
+    </w:p>
+    <w:p>
+      <w:r>
+        <w:t xml:space="preserve">Virtual Distance: </w:t>
+      </w:r>
+      <w:r>
+        <w:rPr>
+          <w:b/>
+        </w:rPr>
+        <w:t xml:space="preserve">200</w:t>
+      </w:r>
+      <w:r>
+        <w:t xml:space="preserve"> m</w:t>
+      </w:r>
+    </w:p>
+    <w:p/>
+    <w:p>
+      <w:r>
+        <w:t xml:space="preserve">[OBSERVACAO]</w:t>
+      </w:r>
+    </w:p>
+    <w:p>
+      <w:r>
+        <w:t xml:space="preserve">[LETRA_VERMELHA]Para conseguir acessar o NetworkNode NN1, precisa movimentar o Transporter "EMP_PALLETS_FINALIZADOS" no Mapa 3D para outro local. </w:t>
+      </w:r>
+    </w:p>
+    <w:p>
+      <w:r>
+        <w:t xml:space="preserve">Após realizar toda a configuração exibida neste passo, deve retornar o Transporter para sua posição inicial.[FIM_LETRA_VERMELHA]</w:t>
+      </w:r>
+    </w:p>
+    <w:p/>
+    <w:p>
+      <w:r>
+        <w:t xml:space="preserve">[FIM_COLUNA]</w:t>
+      </w:r>
+    </w:p>
+    <w:p/>
+    <w:p>
+      <w:r>
+        <w:t xml:space="preserve">[ETAPA] Resultados</w:t>
+      </w:r>
+    </w:p>
+    <w:p>
+      <w:r>
+        <w:t xml:space="preserve">[COLUNA]</w:t>
+      </w:r>
+    </w:p>
+    <w:p>
+      <w:r>
+        <w:t xml:space="preserve">[TITULO]</w:t>
+      </w:r>
+    </w:p>
+    <w:p>
+      <w:r>
+        <w:t xml:space="preserve">Validando o modelo simulado.</w:t>
+      </w:r>
+    </w:p>
+    <w:p/>
+    <w:p>
+      <w:r>
+        <w:t xml:space="preserve">[PRINT]</w:t>
+      </w:r>
+    </w:p>
+    <w:p>
+      <w:r>
+        <w:t xml:space="preserve">AULA4_MODELO8_RESULTADOS_1.png</w:t>
+      </w:r>
+    </w:p>
+    <w:p/>
+    <w:p>
+      <w:r>
+        <w:t xml:space="preserve">[ROTEIRO]</w:t>
+      </w:r>
+    </w:p>
+    <w:p>
+      <w:r>
+        <w:t xml:space="preserve">Quantidade expedida</w:t>
+      </w:r>
+    </w:p>
+    <w:p>
+      <w:r>
+        <w:t xml:space="preserve">30 pallets = 30 * 20 = 600 unidades</w:t>
+      </w:r>
+    </w:p>
+    <w:p/>
+    <w:p>
+      <w:r>
+        <w:t xml:space="preserve">Elaborar e interpretar os gráficos de estados</w:t>
+      </w:r>
+    </w:p>
+    <w:p>
+      <w:r>
+        <w:t xml:space="preserve">PROCESSING</w:t>
+      </w:r>
+    </w:p>
+    <w:p>
+      <w:r>
+        <w:t xml:space="preserve">IMPRESSORA_1: 58,87% ; IMPRESSORA_2: 60,35% ; TESTE: 51,36% ;</w:t>
+      </w:r>
+    </w:p>
+    <w:p>
+      <w:r>
+        <w:t xml:space="preserve">MONTAGEM: 22,33% ; ACABAMENTO: 22,30%;</w:t>
+      </w:r>
+    </w:p>
+    <w:p>
+      <w:r>
+        <w:t xml:space="preserve">INSPECAO_EMBALAGEM: 17,83%; PALETIZACAO: 25,34%</w:t>
+      </w:r>
+    </w:p>
+    <w:p>
+      <w:r>
+        <w:t xml:space="preserve">[FIM_COLUNA]</w:t>
+      </w:r>
+    </w:p>
     <w:sectPr>
       <w:pgSz w:w="11906" w:h="16838"/>
       <w:pgMar w:top="1417" w:right="1701" w:bottom="1417" w:left="1701" w:header="708" w:footer="708" w:gutter="0"/>

--- a/Word_Mestre_Visualizacao.docx
+++ b/Word_Mestre_Visualizacao.docx
@@ -12674,17 +12674,17 @@
         <w:t xml:space="preserve">[OBSERVACAO]</w:t>
       </w:r>
     </w:p>
-    <w:p>
-      <w:r>
-        <w:t xml:space="preserve">[LETRA_VERMELHA]Para conseguir acessar o NetworkNode NN1, precisa movimentar o Transporter "EMP_PALLETS_FINALIZADOS" no Mapa 3D para outro local. </w:t>
-      </w:r>
-    </w:p>
-    <w:p>
-      <w:r>
-        <w:t xml:space="preserve">Após realizar toda a configuração exibida neste passo, deve retornar o Transporter para sua posição inicial.[FIM_LETRA_VERMELHA]</w:t>
-      </w:r>
-    </w:p>
-    <w:p/>
+    <w:p/>
+    <w:p>
+      <w:r>
+        <w:t xml:space="preserve">Para conseguir acessar o NetworkNode NN1, precisa movimentar o Transporter "EMP_PALLETS_FINALIZADOS" no Mapa 3D para outro local. </w:t>
+      </w:r>
+    </w:p>
+    <w:p>
+      <w:r>
+        <w:t xml:space="preserve">Após realizar toda a configuração exibida neste passo, deve retornar o Transporter para sua posição inicial.</w:t>
+      </w:r>
+    </w:p>
     <w:p>
       <w:r>
         <w:t xml:space="preserve">[FIM_COLUNA]</w:t>

--- a/Word_Mestre_Visualizacao.docx
+++ b/Word_Mestre_Visualizacao.docx
@@ -12769,6 +12769,2685 @@
         <w:t xml:space="preserve">[FIM_COLUNA]</w:t>
       </w:r>
     </w:p>
+    <w:p/>
+    <w:p>
+      <w:pPr>
+        <w:pStyle w:val="Ttulo2"/>
+      </w:pPr>
+      <w:r>
+        <w:t xml:space="preserve">5) Aula 05</w:t>
+      </w:r>
+    </w:p>
+    <w:p>
+      <w:pPr>
+        <w:pStyle w:val="Ttulo3"/>
+      </w:pPr>
+      <w:r>
+        <w:t xml:space="preserve">5.1) Modelo 09</w:t>
+      </w:r>
+    </w:p>
+    <w:p>
+      <w:r>
+        <w:t xml:space="preserve">[ETAPA] Etapa 01 – Alterando o visual da Paletizadora 3D</w:t>
+      </w:r>
+    </w:p>
+    <w:p>
+      <w:r>
+        <w:t xml:space="preserve">[COLUNA]</w:t>
+      </w:r>
+    </w:p>
+    <w:p>
+      <w:r>
+        <w:t xml:space="preserve">[TITULO]</w:t>
+      </w:r>
+    </w:p>
+    <w:p>
+      <w:r>
+        <w:t xml:space="preserve">Alterando o ícone de um objeto</w:t>
+      </w:r>
+    </w:p>
+    <w:p/>
+    <w:p>
+      <w:r>
+        <w:t xml:space="preserve">[PRINT]</w:t>
+      </w:r>
+    </w:p>
+    <w:p>
+      <w:r>
+        <w:t xml:space="preserve">AULA5_MODELO9_ETAPA1_1.png</w:t>
+      </w:r>
+    </w:p>
+    <w:p/>
+    <w:p>
+      <w:r>
+        <w:t xml:space="preserve">[PRINT]</w:t>
+      </w:r>
+    </w:p>
+    <w:p>
+      <w:r>
+        <w:t xml:space="preserve">AULA5_MODELO9_ETAPA1_2.png</w:t>
+      </w:r>
+    </w:p>
+    <w:p/>
+    <w:p>
+      <w:r>
+        <w:t xml:space="preserve">[ROTEIRO]</w:t>
+      </w:r>
+    </w:p>
+    <w:p>
+      <w:r>
+        <w:t xml:space="preserve">NESTE MODELO, O ÍCONE PADRÃO DE COMBINER DO FLEXSIM</w:t>
+      </w:r>
+    </w:p>
+    <w:p>
+      <w:r>
+        <w:t xml:space="preserve">DEVERÁ SER SUBSTITUÍDO PELO OBJETO 3 D: MODELO 09 – PALETIZADORA 3D.skp</w:t>
+      </w:r>
+    </w:p>
+    <w:p/>
+    <w:p>
+      <w:r>
+        <w:t xml:space="preserve">[OBJETO]</w:t>
+      </w:r>
+    </w:p>
+    <w:p>
+      <w:r>
+        <w:t xml:space="preserve">Combiner – “PALETIZACAO”</w:t>
+      </w:r>
+    </w:p>
+    <w:p>
+      <w:r>
+        <w:t xml:space="preserve">MODELO 09 – PALETIZADORA 3D.skp [MODELO 09 - PALETIZADORA 3D.skp]</w:t>
+      </w:r>
+    </w:p>
+    <w:p/>
+    <w:p>
+      <w:r>
+        <w:t xml:space="preserve">[ACAO_MOUSE]</w:t>
+      </w:r>
+    </w:p>
+    <w:p>
+      <w:r>
+        <w:t xml:space="preserve">Clique com o botão esquerdo do mouse no [down_arrow.bmp] ao lado de "fs3d\Processor\Combiner.3ds" como mostra na imagem. E depois selecione "Browser..." para buscar o arquivo "MODELO 09 – PALETIZADORA 3D.skp" na pasta em que estiver baixado o arquivo..</w:t>
+      </w:r>
+    </w:p>
+    <w:p/>
+    <w:p>
+      <w:r>
+        <w:t xml:space="preserve">[PROPERTIES]</w:t>
+      </w:r>
+    </w:p>
+    <w:p>
+      <w:r>
+        <w:t xml:space="preserve">[VISUALS]</w:t>
+      </w:r>
+    </w:p>
+    <w:p>
+      <w:r>
+        <w:t xml:space="preserve">[down_arrow.bmp] → Browse... → MODELO 09 – PALETIZADORA 3D.skp → Abrir</w:t>
+      </w:r>
+    </w:p>
+    <w:p>
+      <w:r>
+        <w:t xml:space="preserve">[FIM_COLUNA]</w:t>
+      </w:r>
+    </w:p>
+    <w:p/>
+    <w:p>
+      <w:r>
+        <w:t xml:space="preserve">[COLUNA]</w:t>
+      </w:r>
+    </w:p>
+    <w:p>
+      <w:r>
+        <w:t xml:space="preserve">[TITULO]</w:t>
+      </w:r>
+    </w:p>
+    <w:p>
+      <w:r>
+        <w:t xml:space="preserve">Configurando objeto</w:t>
+      </w:r>
+    </w:p>
+    <w:p/>
+    <w:p>
+      <w:r>
+        <w:t xml:space="preserve">[PRINT]</w:t>
+      </w:r>
+    </w:p>
+    <w:p>
+      <w:r>
+        <w:t xml:space="preserve">AULA5_MODELO9_ETAPA1_3.png</w:t>
+      </w:r>
+    </w:p>
+    <w:p/>
+    <w:p>
+      <w:r>
+        <w:t xml:space="preserve">[ROTEIRO]</w:t>
+      </w:r>
+    </w:p>
+    <w:p>
+      <w:r>
+        <w:t xml:space="preserve">APÓS FAZER ESSA SUBSTITUIÇÃO DO ÍCONE PADRÃO PELO OBJETO 3D,</w:t>
+      </w:r>
+    </w:p>
+    <w:p>
+      <w:r>
+        <w:t xml:space="preserve">VOCÊ DEVERÁ ALTERAR A DIMENSÃO DO OBJETO 3D PARA </w:t>
+      </w:r>
+    </w:p>
+    <w:p>
+      <w:r>
+        <w:t xml:space="preserve">X = 4.00 ; Y = 6.00 ; Z = 4.00</w:t>
+      </w:r>
+    </w:p>
+    <w:p>
+      <w:r>
+        <w:t xml:space="preserve">E, EM SEGUIDA, VOCÊ DEVERÁ REPOSICIONAR ESSE OBJETO 3D PARA X = 100.00 ; Y = 1.00 ; Z = 0.00</w:t>
+      </w:r>
+    </w:p>
+    <w:p/>
+    <w:p>
+      <w:r>
+        <w:t xml:space="preserve">[OBJETO]</w:t>
+      </w:r>
+    </w:p>
+    <w:p>
+      <w:r>
+        <w:t xml:space="preserve">Combiner – “PALETIZACAO”</w:t>
+      </w:r>
+    </w:p>
+    <w:p/>
+    <w:p>
+      <w:r>
+        <w:t xml:space="preserve">[PROPERTIES]</w:t>
+      </w:r>
+    </w:p>
+    <w:p>
+      <w:r>
+        <w:t xml:space="preserve">[VISUALS]</w:t>
+      </w:r>
+    </w:p>
+    <w:p>
+      <w:r>
+        <w:t xml:space="preserve">[Mid6_small.png] X = 100.00 ; Y = 1.00 ; Z = 0.00</w:t>
+      </w:r>
+    </w:p>
+    <w:p/>
+    <w:p>
+      <w:r>
+        <w:t xml:space="preserve">[resize.png] X = 4.00 ; Y = 6.00 ; Z = 4.00</w:t>
+      </w:r>
+    </w:p>
+    <w:p/>
+    <w:p>
+      <w:r>
+        <w:t xml:space="preserve">[OBSERVACAO]</w:t>
+      </w:r>
+    </w:p>
+    <w:p>
+      <w:r>
+        <w:t xml:space="preserve">Primeiro altere a dimensão ([resize.png]) do objeto 3D para depois alterar a posição([Mid6_small.png]).</w:t>
+      </w:r>
+    </w:p>
+    <w:p>
+      <w:r>
+        <w:t xml:space="preserve">Caso você altere primeiramente a posição e depois a dimensão, pode acontecer de o objeto se mover da posição exata que você colocou.</w:t>
+      </w:r>
+    </w:p>
+    <w:p>
+      <w:r>
+        <w:t xml:space="preserve">[FIM_COLUNA]</w:t>
+      </w:r>
+    </w:p>
+    <w:p/>
+    <w:p>
+      <w:r>
+        <w:t xml:space="preserve">[COLUNA]</w:t>
+      </w:r>
+    </w:p>
+    <w:p>
+      <w:r>
+        <w:t xml:space="preserve">[TITULO]</w:t>
+      </w:r>
+    </w:p>
+    <w:p>
+      <w:r>
+        <w:t xml:space="preserve">Reposicionando entidade sobre o Objeto 3D</w:t>
+      </w:r>
+    </w:p>
+    <w:p/>
+    <w:p>
+      <w:r>
+        <w:t xml:space="preserve">[PRINT]</w:t>
+      </w:r>
+    </w:p>
+    <w:p>
+      <w:r>
+        <w:t xml:space="preserve">AULA5_MODELO9_ETAPA1_4.png</w:t>
+      </w:r>
+    </w:p>
+    <w:p/>
+    <w:p>
+      <w:r>
+        <w:t xml:space="preserve">[ROTEIRO]</w:t>
+      </w:r>
+    </w:p>
+    <w:p>
+      <w:r>
+        <w:t xml:space="preserve">( enquanto recebem a aplicação do filme, os paletts deverão ficar parados no centro do círculo preto da máquina e,    para isso, desabilite Animate Items e, em Triggers/On Entry/Visual/Set Location, defina X = 1.25 ; Y = -3.75 ; Z = 0.20 )</w:t>
+      </w:r>
+    </w:p>
+    <w:p/>
+    <w:p>
+      <w:r>
+        <w:t xml:space="preserve">[OBJETO]</w:t>
+      </w:r>
+    </w:p>
+    <w:p>
+      <w:r>
+        <w:t xml:space="preserve">Combiner – “PALETIZACAO”</w:t>
+      </w:r>
+    </w:p>
+    <w:p/>
+    <w:p>
+      <w:r>
+        <w:t xml:space="preserve">[PROPERTIES]</w:t>
+      </w:r>
+    </w:p>
+    <w:p>
+      <w:r>
+        <w:t xml:space="preserve">[PROCESSOR]</w:t>
+      </w:r>
+    </w:p>
+    <w:p>
+      <w:r>
+        <w:t xml:space="preserve">[disable.bmp] Animate Items</w:t>
+      </w:r>
+    </w:p>
+    <w:p/>
+    <w:p>
+      <w:r>
+        <w:t xml:space="preserve">[TRIGGERS]</w:t>
+      </w:r>
+    </w:p>
+    <w:p>
+      <w:r>
+        <w:t xml:space="preserve">On Entry [properties.png] → [PLUS] Visual → Set Location, Rotation or Size:</w:t>
+      </w:r>
+    </w:p>
+    <w:p>
+      <w:r>
+        <w:t xml:space="preserve">Set: [down_arrow.bmp] → Location:</w:t>
+      </w:r>
+    </w:p>
+    <w:p>
+      <w:r>
+        <w:t xml:space="preserve">X: </w:t>
+      </w:r>
+      <w:r>
+        <w:rPr>
+          <w:b/>
+        </w:rPr>
+        <w:t xml:space="preserve">1.25</w:t>
+      </w:r>
+    </w:p>
+    <w:p>
+      <w:r>
+        <w:t xml:space="preserve">Y: </w:t>
+      </w:r>
+      <w:r>
+        <w:rPr>
+          <w:b/>
+        </w:rPr>
+        <w:t xml:space="preserve">-3.75</w:t>
+      </w:r>
+    </w:p>
+    <w:p>
+      <w:r>
+        <w:t xml:space="preserve">Z: </w:t>
+      </w:r>
+      <w:r>
+        <w:rPr>
+          <w:b/>
+        </w:rPr>
+        <w:t xml:space="preserve">0.20</w:t>
+      </w:r>
+    </w:p>
+    <w:p>
+      <w:r>
+        <w:t xml:space="preserve">[FIM_COLUNA]</w:t>
+      </w:r>
+    </w:p>
+    <w:p/>
+    <w:p>
+      <w:r>
+        <w:t xml:space="preserve">[ETAPA] Etapa 02 – Rack após a Paletização</w:t>
+      </w:r>
+    </w:p>
+    <w:p>
+      <w:r>
+        <w:t xml:space="preserve">[COLUNA]</w:t>
+      </w:r>
+    </w:p>
+    <w:p>
+      <w:r>
+        <w:t xml:space="preserve">[TITULO]</w:t>
+      </w:r>
+    </w:p>
+    <w:p>
+      <w:r>
+        <w:t xml:space="preserve">Desconectando objetos e reposicionando-os</w:t>
+      </w:r>
+    </w:p>
+    <w:p/>
+    <w:p>
+      <w:r>
+        <w:t xml:space="preserve">[PRINT]</w:t>
+      </w:r>
+    </w:p>
+    <w:p>
+      <w:r>
+        <w:t xml:space="preserve">AULA5_MODELO9_ETAPA2_1.png</w:t>
+      </w:r>
+    </w:p>
+    <w:p/>
+    <w:p>
+      <w:r>
+        <w:t xml:space="preserve">[PRINT]</w:t>
+      </w:r>
+    </w:p>
+    <w:p>
+      <w:r>
+        <w:t xml:space="preserve">AULA5_MODELO9_ETAPA2_2.png</w:t>
+      </w:r>
+    </w:p>
+    <w:p/>
+    <w:p/>
+    <w:p>
+      <w:r>
+        <w:t xml:space="preserve">[ROTEIRO]</w:t>
+      </w:r>
+    </w:p>
+    <w:p>
+      <w:r>
+        <w:t xml:space="preserve"> “ SINK: SAÍDAS_CLIENTES ”,</w:t>
+      </w:r>
+    </w:p>
+    <w:p>
+      <w:r>
+        <w:t xml:space="preserve">POSICIONADO EM X = 140.00 ; Y = 0.00 ; Z = 0.00</w:t>
+      </w:r>
+    </w:p>
+    <w:p/>
+    <w:p>
+      <w:r>
+        <w:t xml:space="preserve">[OBJETO]</w:t>
+      </w:r>
+    </w:p>
+    <w:p>
+      <w:r>
+        <w:t xml:space="preserve">Sink – “SAIDAS_CLIENTES”</w:t>
+      </w:r>
+    </w:p>
+    <w:p/>
+    <w:p>
+      <w:r>
+        <w:t xml:space="preserve">[PROPERTIES]</w:t>
+      </w:r>
+    </w:p>
+    <w:p>
+      <w:r>
+        <w:t xml:space="preserve">[VISUALS]</w:t>
+      </w:r>
+    </w:p>
+    <w:p>
+      <w:r>
+        <w:t xml:space="preserve">[Mid6_small.png] X = 140.00 ; Y = 0.00 ; Z = 0.00</w:t>
+      </w:r>
+    </w:p>
+    <w:p>
+      <w:r>
+        <w:t xml:space="preserve">[FIM_COLUNA]</w:t>
+      </w:r>
+    </w:p>
+    <w:p/>
+    <w:p>
+      <w:r>
+        <w:t xml:space="preserve">[COLUNA]</w:t>
+      </w:r>
+    </w:p>
+    <w:p>
+      <w:r>
+        <w:t xml:space="preserve">[TITULO]</w:t>
+      </w:r>
+    </w:p>
+    <w:p>
+      <w:r>
+        <w:t xml:space="preserve">Adicionando e configurando objeto</w:t>
+      </w:r>
+    </w:p>
+    <w:p/>
+    <w:p>
+      <w:r>
+        <w:t xml:space="preserve">[PRINT]</w:t>
+      </w:r>
+    </w:p>
+    <w:p>
+      <w:r>
+        <w:t xml:space="preserve">AULA5_MODELO9_ETAPA2_3.png</w:t>
+      </w:r>
+    </w:p>
+    <w:p/>
+    <w:p>
+      <w:r>
+        <w:t xml:space="preserve">[ROTEIRO]</w:t>
+      </w:r>
+    </w:p>
+    <w:p>
+      <w:r>
+        <w:t xml:space="preserve">AGORA, AO SAÍREM DO “ COMBINER: PALETIZACAO ”,</w:t>
+      </w:r>
+    </w:p>
+    <w:p>
+      <w:r>
+        <w:t xml:space="preserve">OS PALLETS SERÃO LEVADOS PARA O “RACK: PALLETS_FINALIZADOS ”</w:t>
+      </w:r>
+    </w:p>
+    <w:p>
+      <w:r>
+        <w:t xml:space="preserve">POSICIONADO EM X = 120.00 ; Y = 0.00 ; Z = 0.00</w:t>
+      </w:r>
+    </w:p>
+    <w:p>
+      <w:r>
+        <w:t xml:space="preserve">( com 270º de rotação no eixo Z )</w:t>
+      </w:r>
+    </w:p>
+    <w:p/>
+    <w:p>
+      <w:r>
+        <w:t xml:space="preserve">[OBJETO]</w:t>
+      </w:r>
+    </w:p>
+    <w:p>
+      <w:r>
+        <w:t xml:space="preserve">Rack – “PALLETS_FINALIZADOS”</w:t>
+      </w:r>
+    </w:p>
+    <w:p/>
+    <w:p>
+      <w:r>
+        <w:t xml:space="preserve">[ACAO_MOUSE]</w:t>
+      </w:r>
+    </w:p>
+    <w:p>
+      <w:r>
+        <w:t xml:space="preserve">Conectar objeto na Paletizadora e no Network Node como mostra na imagem 1, usando o atalho "A" do teclado.</w:t>
+      </w:r>
+    </w:p>
+    <w:p/>
+    <w:p>
+      <w:r>
+        <w:t xml:space="preserve">[PROPERTIES]</w:t>
+      </w:r>
+    </w:p>
+    <w:p>
+      <w:r>
+        <w:t xml:space="preserve">[NOME]</w:t>
+      </w:r>
+    </w:p>
+    <w:p>
+      <w:r>
+        <w:t xml:space="preserve">PALLETS_FINALIZADOS</w:t>
+      </w:r>
+    </w:p>
+    <w:p>
+      <w:r>
+        <w:t xml:space="preserve">[VISUALS]</w:t>
+      </w:r>
+    </w:p>
+    <w:p>
+      <w:r>
+        <w:t xml:space="preserve">[Mid6_small.png] X = 120.00 ; Y = 0.00 ; Z = 0.00</w:t>
+      </w:r>
+    </w:p>
+    <w:p>
+      <w:r>
+        <w:t xml:space="preserve">[rotate_arrow.png] Z = 270.00</w:t>
+      </w:r>
+    </w:p>
+    <w:p>
+      <w:r>
+        <w:t xml:space="preserve">[FIM_COLUNA]</w:t>
+      </w:r>
+    </w:p>
+    <w:p/>
+    <w:p>
+      <w:r>
+        <w:t xml:space="preserve">[COLUNA]</w:t>
+      </w:r>
+    </w:p>
+    <w:p>
+      <w:r>
+        <w:t xml:space="preserve">[TITULO]</w:t>
+      </w:r>
+    </w:p>
+    <w:p>
+      <w:r>
+        <w:t xml:space="preserve">Configurando objeto</w:t>
+      </w:r>
+    </w:p>
+    <w:p/>
+    <w:p>
+      <w:r>
+        <w:t xml:space="preserve">[PRINT]</w:t>
+      </w:r>
+    </w:p>
+    <w:p>
+      <w:r>
+        <w:t xml:space="preserve">AULA5_MODELO9_ETAPA2_4.png</w:t>
+      </w:r>
+    </w:p>
+    <w:p/>
+    <w:p>
+      <w:r>
+        <w:t xml:space="preserve">[ROTEIRO]</w:t>
+      </w:r>
+    </w:p>
+    <w:p>
+      <w:r>
+        <w:t xml:space="preserve">PARA DIMENSIONAR O RACK:</w:t>
+      </w:r>
+    </w:p>
+    <w:p>
+      <w:r>
+        <w:t xml:space="preserve">SELECIONE SLOT STACKING ORDER COMO X+ &gt;&gt; NONE &gt;&gt; NONE</w:t>
+      </w:r>
+    </w:p>
+    <w:p>
+      <w:r>
+        <w:t xml:space="preserve">E, EM SEGUIDA, EDITE AS DIMENSÕES:</w:t>
+      </w:r>
+    </w:p>
+    <w:p>
+      <w:r>
+        <w:t xml:space="preserve">NUMBER OF BAYS = 20 ; NUMBER OF LEVELS = 8 ; SLOT PER BAY = 1</w:t>
+      </w:r>
+    </w:p>
+    <w:p>
+      <w:r>
+        <w:t xml:space="preserve">BAY WIDTH = 1.25 ; LEVEL HEIGHT = 2.00 ; SLOT WIDTH = 1.25</w:t>
+      </w:r>
+    </w:p>
+    <w:p>
+      <w:r>
+        <w:t xml:space="preserve">REPOSICIONE O RACK EM X = 120.00 ; Y = 0.00 ; Z = 0.00</w:t>
+      </w:r>
+    </w:p>
+    <w:p/>
+    <w:p>
+      <w:r>
+        <w:t xml:space="preserve">[OBJETO]</w:t>
+      </w:r>
+    </w:p>
+    <w:p>
+      <w:r>
+        <w:t xml:space="preserve">Rack – “PALLETS_FINALIZADOS”</w:t>
+      </w:r>
+    </w:p>
+    <w:p/>
+    <w:p>
+      <w:r>
+        <w:t xml:space="preserve">[PROPERTIES]</w:t>
+      </w:r>
+    </w:p>
+    <w:p>
+      <w:r>
+        <w:t xml:space="preserve">[VISUALS]</w:t>
+      </w:r>
+    </w:p>
+    <w:p>
+      <w:r>
+        <w:t xml:space="preserve">[Mid6_small.png] X = 120.00 ; Y = 0.00 ; Z = 0.00</w:t>
+      </w:r>
+    </w:p>
+    <w:p/>
+    <w:p>
+      <w:r>
+        <w:t xml:space="preserve">[STORAGE_OBJECT]</w:t>
+      </w:r>
+    </w:p>
+    <w:p>
+      <w:r>
+        <w:t xml:space="preserve">Edit Dimensions:</w:t>
+      </w:r>
+    </w:p>
+    <w:p>
+      <w:r>
+        <w:t xml:space="preserve">Number of Bays: </w:t>
+      </w:r>
+      <w:r>
+        <w:rPr>
+          <w:b/>
+        </w:rPr>
+        <w:t xml:space="preserve">20</w:t>
+      </w:r>
+    </w:p>
+    <w:p>
+      <w:r>
+        <w:t xml:space="preserve">Number of Levels: </w:t>
+      </w:r>
+      <w:r>
+        <w:rPr>
+          <w:b/>
+        </w:rPr>
+        <w:t xml:space="preserve">8</w:t>
+      </w:r>
+    </w:p>
+    <w:p>
+      <w:r>
+        <w:t xml:space="preserve">Slot per Bay: </w:t>
+      </w:r>
+      <w:r>
+        <w:rPr>
+          <w:b/>
+        </w:rPr>
+        <w:t xml:space="preserve">1</w:t>
+      </w:r>
+    </w:p>
+    <w:p>
+      <w:r>
+        <w:t xml:space="preserve">Bay Width: </w:t>
+      </w:r>
+      <w:r>
+        <w:rPr>
+          <w:b/>
+        </w:rPr>
+        <w:t xml:space="preserve">1.25</w:t>
+      </w:r>
+    </w:p>
+    <w:p>
+      <w:r>
+        <w:t xml:space="preserve">Level Height: </w:t>
+      </w:r>
+      <w:r>
+        <w:rPr>
+          <w:b/>
+        </w:rPr>
+        <w:t xml:space="preserve">2.00</w:t>
+      </w:r>
+    </w:p>
+    <w:p>
+      <w:r>
+        <w:t xml:space="preserve">Slot Width: </w:t>
+      </w:r>
+      <w:r>
+        <w:rPr>
+          <w:b/>
+        </w:rPr>
+        <w:t xml:space="preserve">1.25</w:t>
+      </w:r>
+    </w:p>
+    <w:p/>
+    <w:p>
+      <w:r>
+        <w:t xml:space="preserve">Slot Stacking Order: X+ &gt;&gt; NONE &gt;&gt; NONE</w:t>
+      </w:r>
+    </w:p>
+    <w:p>
+      <w:r>
+        <w:t xml:space="preserve">[FIM_COLUNA]</w:t>
+      </w:r>
+    </w:p>
+    <w:p/>
+    <w:p>
+      <w:r>
+        <w:t xml:space="preserve">[ETAPA] Etapa 03 – Programação da saída do Rack para o Sink</w:t>
+      </w:r>
+    </w:p>
+    <w:p>
+      <w:r>
+        <w:t xml:space="preserve">[COLUNA]</w:t>
+      </w:r>
+    </w:p>
+    <w:p>
+      <w:r>
+        <w:t xml:space="preserve">[TITULO]</w:t>
+      </w:r>
+    </w:p>
+    <w:p>
+      <w:r>
+        <w:t xml:space="preserve">Configurando objeto</w:t>
+      </w:r>
+    </w:p>
+    <w:p/>
+    <w:p>
+      <w:r>
+        <w:t xml:space="preserve">[PRINT]</w:t>
+      </w:r>
+    </w:p>
+    <w:p>
+      <w:r>
+        <w:t xml:space="preserve">AULA5_MODELO9_ETAPA3_1.png</w:t>
+      </w:r>
+    </w:p>
+    <w:p>
+      <w:r>
+        <w:t xml:space="preserve">[PRINT]</w:t>
+      </w:r>
+    </w:p>
+    <w:p>
+      <w:r>
+        <w:t xml:space="preserve">AULA5_MODELO9_ETAPA3_2.png</w:t>
+      </w:r>
+    </w:p>
+    <w:p/>
+    <w:p>
+      <w:r>
+        <w:t xml:space="preserve">[ROTEIRO]</w:t>
+      </w:r>
+    </w:p>
+    <w:p>
+      <w:r>
+        <w:t xml:space="preserve">QUANDO ATINGIR 144 PALLETS ARMAZENADOS</w:t>
+      </w:r>
+    </w:p>
+    <w:p>
+      <w:r>
+        <w:t xml:space="preserve">OU QUANDO FALTAR 1 SEGUNDO PARA ENCERRAR O TURNO,</w:t>
+      </w:r>
+    </w:p>
+    <w:p>
+      <w:r>
+        <w:t xml:space="preserve">OS PALLETS DEIXARÃO O RACK E SAIRÃO</w:t>
+      </w:r>
+    </w:p>
+    <w:p>
+      <w:r>
+        <w:t xml:space="preserve">PARA O “ SINK: SAIDAS_CLIENTES ”</w:t>
+      </w:r>
+    </w:p>
+    <w:p>
+      <w:r>
+        <w:t xml:space="preserve">[OBJETO]</w:t>
+      </w:r>
+    </w:p>
+    <w:p>
+      <w:r>
+        <w:t xml:space="preserve">Rack – “PALLETS_FINALIZADOS”</w:t>
+      </w:r>
+    </w:p>
+    <w:p/>
+    <w:p>
+      <w:r>
+        <w:t xml:space="preserve">[PROPERTIES]</w:t>
+      </w:r>
+    </w:p>
+    <w:p>
+      <w:r>
+        <w:t xml:space="preserve">[TRIGGERS]</w:t>
+      </w:r>
+    </w:p>
+    <w:p>
+      <w:r>
+        <w:t xml:space="preserve">Trigger 1:</w:t>
+      </w:r>
+    </w:p>
+    <w:p>
+      <w:r>
+        <w:t xml:space="preserve">[PLUS] On Reset → [PLUS] Close and Open Ports:</w:t>
+      </w:r>
+    </w:p>
+    <w:p>
+      <w:r>
+        <w:t xml:space="preserve">Action: closeoutput</w:t>
+      </w:r>
+    </w:p>
+    <w:p/>
+    <w:p>
+      <w:r>
+        <w:t xml:space="preserve">Trigger 2:</w:t>
+      </w:r>
+    </w:p>
+    <w:p>
+      <w:r>
+        <w:t xml:space="preserve">[PLUS] On Entry → [PLUS] Control → Close and Open Ports:</w:t>
+      </w:r>
+    </w:p>
+    <w:p>
+      <w:r>
+        <w:t xml:space="preserve">Action: openoutput</w:t>
+      </w:r>
+    </w:p>
+    <w:p>
+      <w:r>
+        <w:t xml:space="preserve">Condition: [eyedropper.png] → Rack “PALLETS_FINALIZADOS” → current.stats.input.value == 144</w:t>
+      </w:r>
+    </w:p>
+    <w:p/>
+    <w:p>
+      <w:r>
+        <w:t xml:space="preserve">Trigger 3:</w:t>
+      </w:r>
+    </w:p>
+    <w:p>
+      <w:r>
+        <w:t xml:space="preserve">On Reset [properties.png] → [PLUS] Send Message:</w:t>
+      </w:r>
+    </w:p>
+    <w:p>
+      <w:r>
+        <w:t xml:space="preserve">To: Current</w:t>
+      </w:r>
+    </w:p>
+    <w:p>
+      <w:r>
+        <w:t xml:space="preserve">Delay Time: 28799</w:t>
+      </w:r>
+    </w:p>
+    <w:p/>
+    <w:p>
+      <w:r>
+        <w:t xml:space="preserve">Trigger 4:</w:t>
+      </w:r>
+    </w:p>
+    <w:p>
+      <w:r>
+        <w:t xml:space="preserve">[PLUS] On Message → [PLUS] Close and Open Ports:</w:t>
+      </w:r>
+    </w:p>
+    <w:p>
+      <w:r>
+        <w:t xml:space="preserve">Action: openoutput</w:t>
+      </w:r>
+    </w:p>
+    <w:p>
+      <w:r>
+        <w:t xml:space="preserve">[FIM_COLUNA]</w:t>
+      </w:r>
+    </w:p>
+    <w:p/>
+    <w:p>
+      <w:r>
+        <w:t xml:space="preserve">[ETAPA] Etapa 04 – Adicionando FALHAS DE MÁQUINA no modelo</w:t>
+      </w:r>
+    </w:p>
+    <w:p>
+      <w:r>
+        <w:t xml:space="preserve">[COLUNA]</w:t>
+      </w:r>
+    </w:p>
+    <w:p>
+      <w:r>
+        <w:t xml:space="preserve">[TITULO]</w:t>
+      </w:r>
+    </w:p>
+    <w:p>
+      <w:r>
+        <w:t xml:space="preserve">Adicionando e configurando ferramenta</w:t>
+      </w:r>
+    </w:p>
+    <w:p/>
+    <w:p>
+      <w:r>
+        <w:t xml:space="preserve">[PRINT]</w:t>
+      </w:r>
+    </w:p>
+    <w:p>
+      <w:r>
+        <w:t xml:space="preserve">AULA5_MODELO9_ETAPA4_1.png</w:t>
+      </w:r>
+    </w:p>
+    <w:p/>
+    <w:p>
+      <w:r>
+        <w:t xml:space="preserve">[ROTEIRO]</w:t>
+      </w:r>
+    </w:p>
+    <w:p>
+      <w:r>
+        <w:t xml:space="preserve">AGORA VAMOS CRIAR A “ MTBF MTTR: MTBF_MTTR_INSPECAO_EMBALAGEM ”,</w:t>
+      </w:r>
+    </w:p>
+    <w:p>
+      <w:r>
+        <w:t xml:space="preserve">( adicione somente a INSPECAO_EMBALAGEM )</w:t>
+      </w:r>
+    </w:p>
+    <w:p/>
+    <w:p>
+      <w:r>
+        <w:t xml:space="preserve">[OBJETO]</w:t>
+      </w:r>
+    </w:p>
+    <w:p>
+      <w:r>
+        <w:t xml:space="preserve">MTBF MTTR – “MTBF_MTTR_INSPECAO_EMBALAGEM”</w:t>
+      </w:r>
+    </w:p>
+    <w:p/>
+    <w:p>
+      <w:r>
+        <w:t xml:space="preserve">[ACAO_MOUSE]</w:t>
+      </w:r>
+    </w:p>
+    <w:p>
+      <w:r>
+        <w:t xml:space="preserve">Na aba Members, clique em [eyedropper.png] e selecione o objeto MultiProcessor “INSPECAO_EMBALAGEM”.</w:t>
+      </w:r>
+    </w:p>
+    <w:p>
+      <w:r>
+        <w:t xml:space="preserve">[FIM_COLUNA]</w:t>
+      </w:r>
+    </w:p>
+    <w:p/>
+    <w:p>
+      <w:r>
+        <w:t xml:space="preserve">[COLUNA]</w:t>
+      </w:r>
+    </w:p>
+    <w:p>
+      <w:r>
+        <w:t xml:space="preserve">[TITULO]</w:t>
+      </w:r>
+    </w:p>
+    <w:p>
+      <w:r>
+        <w:t xml:space="preserve">Configurando ferramenta</w:t>
+      </w:r>
+    </w:p>
+    <w:p/>
+    <w:p>
+      <w:r>
+        <w:t xml:space="preserve">[PRINT]</w:t>
+      </w:r>
+    </w:p>
+    <w:p>
+      <w:r>
+        <w:t xml:space="preserve">AULA5_MODELO9_ETAPA4_2.png</w:t>
+      </w:r>
+    </w:p>
+    <w:p/>
+    <w:p>
+      <w:r>
+        <w:t xml:space="preserve">[PRINT]</w:t>
+      </w:r>
+    </w:p>
+    <w:p>
+      <w:r>
+        <w:t xml:space="preserve">AULA5_MODELO9_ETAPA4_3.png</w:t>
+      </w:r>
+    </w:p>
+    <w:p/>
+    <w:p>
+      <w:r>
+        <w:t xml:space="preserve">[ROTEIRO]</w:t>
+      </w:r>
+    </w:p>
+    <w:p>
+      <w:r>
+        <w:t xml:space="preserve">COM OS SEGUINTES PARÂMETROS:</w:t>
+      </w:r>
+    </w:p>
+    <w:p>
+      <w:r>
+        <w:t xml:space="preserve">MTBF = 36.000 s ; MTTR = 1.800 ; FIRST FAILURE = 7.200</w:t>
+      </w:r>
+    </w:p>
+    <w:p>
+      <w:r>
+        <w:t xml:space="preserve">( QUANDO OCORRER A FALHA, A MÁQUINA DEVERÁ FICAR NA COR VERMELHA,</w:t>
+      </w:r>
+    </w:p>
+    <w:p>
+      <w:r>
+        <w:t xml:space="preserve">VOLTANDO À ORIGINAL QUANDO A FALHA FOR ELIMINADA E O PROCESSO RETOMADO )</w:t>
+      </w:r>
+    </w:p>
+    <w:p/>
+    <w:p>
+      <w:r>
+        <w:t xml:space="preserve">[OBJETO]</w:t>
+      </w:r>
+    </w:p>
+    <w:p>
+      <w:r>
+        <w:t xml:space="preserve">MTBF MTTR – “MTBF_MTTR_INSPECAO_EMBALAGEM”</w:t>
+      </w:r>
+    </w:p>
+    <w:p/>
+    <w:p>
+      <w:r>
+        <w:t xml:space="preserve">[PROPERTIES]</w:t>
+      </w:r>
+    </w:p>
+    <w:p>
+      <w:r>
+        <w:t xml:space="preserve">[FUNCTIONS]</w:t>
+      </w:r>
+    </w:p>
+    <w:p>
+      <w:r>
+        <w:t xml:space="preserve">First Failure Time: </w:t>
+      </w:r>
+      <w:r>
+        <w:rPr>
+          <w:b/>
+        </w:rPr>
+        <w:t xml:space="preserve">7.200</w:t>
+      </w:r>
+    </w:p>
+    <w:p>
+      <w:r>
+        <w:t xml:space="preserve">Down Time: </w:t>
+      </w:r>
+      <w:r>
+        <w:rPr>
+          <w:b/>
+        </w:rPr>
+        <w:t xml:space="preserve">1.800</w:t>
+      </w:r>
+    </w:p>
+    <w:p>
+      <w:r>
+        <w:t xml:space="preserve">Up Time: </w:t>
+      </w:r>
+      <w:r>
+        <w:rPr>
+          <w:b/>
+        </w:rPr>
+        <w:t xml:space="preserve">36.000</w:t>
+      </w:r>
+    </w:p>
+    <w:p/>
+    <w:p>
+      <w:r>
+        <w:t xml:space="preserve">On Break Down [PLUS] → Set Color (individual):</w:t>
+      </w:r>
+    </w:p>
+    <w:p>
+      <w:r>
+        <w:t xml:space="preserve">Color: Color.red</w:t>
+      </w:r>
+    </w:p>
+    <w:p/>
+    <w:p>
+      <w:r>
+        <w:t xml:space="preserve">On Repair [PLUS] → Set Color (individual):</w:t>
+      </w:r>
+    </w:p>
+    <w:p>
+      <w:r>
+        <w:t xml:space="preserve">Color: Color.orange</w:t>
+      </w:r>
+    </w:p>
+    <w:p>
+      <w:r>
+        <w:t xml:space="preserve">[FIM_COLUNA]</w:t>
+      </w:r>
+    </w:p>
+    <w:p/>
+    <w:p>
+      <w:r>
+        <w:t xml:space="preserve">[ETAPA] Etapa 05 – Adicionando MANUTENÇÃO PREVENTIVA de Máquina no modelo utilizando Time Table</w:t>
+      </w:r>
+    </w:p>
+    <w:p>
+      <w:r>
+        <w:t xml:space="preserve">[COLUNA]</w:t>
+      </w:r>
+    </w:p>
+    <w:p>
+      <w:r>
+        <w:t xml:space="preserve">[TITULO]</w:t>
+      </w:r>
+    </w:p>
+    <w:p>
+      <w:r>
+        <w:t xml:space="preserve">Adicionando Time Table</w:t>
+      </w:r>
+    </w:p>
+    <w:p/>
+    <w:p>
+      <w:r>
+        <w:t xml:space="preserve">[PRINT]</w:t>
+      </w:r>
+    </w:p>
+    <w:p>
+      <w:r>
+        <w:t xml:space="preserve">AULA5_MODELO9_ETAPA5_1.png</w:t>
+      </w:r>
+    </w:p>
+    <w:p/>
+    <w:p>
+      <w:r>
+        <w:t xml:space="preserve">[ROTEIRO]</w:t>
+      </w:r>
+    </w:p>
+    <w:p>
+      <w:r>
+        <w:t xml:space="preserve">MAS VAMOS PROGRAMAR PREVENTIVAS DAS 08h00 ÀS 08h30 POR MEIO DA</w:t>
+      </w:r>
+    </w:p>
+    <w:p>
+      <w:r>
+        <w:t xml:space="preserve">“ TIME TABLE: MAN_PREV_INSPECAO_EMBALAGEM ”</w:t>
+      </w:r>
+    </w:p>
+    <w:p>
+      <w:r>
+        <w:t xml:space="preserve">( adicione somente a INSPECAO_EMBALAGEM...)</w:t>
+      </w:r>
+    </w:p>
+    <w:p/>
+    <w:p>
+      <w:r>
+        <w:t xml:space="preserve">[OBJETO]</w:t>
+      </w:r>
+    </w:p>
+    <w:p>
+      <w:r>
+        <w:t xml:space="preserve">Time Table – “MAN_PREV_INSPECAO_EMBALAGEM”</w:t>
+      </w:r>
+    </w:p>
+    <w:p/>
+    <w:p>
+      <w:r>
+        <w:t xml:space="preserve">[ACAO_MOUSE]</w:t>
+      </w:r>
+    </w:p>
+    <w:p>
+      <w:r>
+        <w:t xml:space="preserve">Clique em [eyedropper.png] e selecione o objeto MultiProcessor “INSPECAO_EMBALAGEM”.</w:t>
+      </w:r>
+    </w:p>
+    <w:p>
+      <w:r>
+        <w:t xml:space="preserve">[FIM_COLUNA]</w:t>
+      </w:r>
+    </w:p>
+    <w:p/>
+    <w:p>
+      <w:r>
+        <w:t xml:space="preserve">[COLUNA]</w:t>
+      </w:r>
+    </w:p>
+    <w:p>
+      <w:r>
+        <w:t xml:space="preserve">[TITULO]</w:t>
+      </w:r>
+    </w:p>
+    <w:p>
+      <w:r>
+        <w:t xml:space="preserve">Configurando Time Table</w:t>
+      </w:r>
+    </w:p>
+    <w:p/>
+    <w:p>
+      <w:r>
+        <w:t xml:space="preserve">[PRINT]</w:t>
+      </w:r>
+    </w:p>
+    <w:p>
+      <w:r>
+        <w:t xml:space="preserve">AULA5_MODELO9_ETAPA5_2.png</w:t>
+      </w:r>
+    </w:p>
+    <w:p/>
+    <w:p>
+      <w:r>
+        <w:t xml:space="preserve">[PRINT]</w:t>
+      </w:r>
+    </w:p>
+    <w:p>
+      <w:r>
+        <w:t xml:space="preserve">AULA5_MODELO9_ETAPA5_3.png</w:t>
+      </w:r>
+    </w:p>
+    <w:p/>
+    <w:p>
+      <w:r>
+        <w:t xml:space="preserve">[PRINT]</w:t>
+      </w:r>
+    </w:p>
+    <w:p>
+      <w:r>
+        <w:t xml:space="preserve">AULA5_MODELO9_ETAPA5_4.gif</w:t>
+      </w:r>
+    </w:p>
+    <w:p/>
+    <w:p>
+      <w:r>
+        <w:t xml:space="preserve">[ROTEIRO]</w:t>
+      </w:r>
+    </w:p>
+    <w:p>
+      <w:r>
+        <w:t xml:space="preserve">(... e coloque prioridade 1000 para down function )</w:t>
+      </w:r>
+    </w:p>
+    <w:p>
+      <w:r>
+        <w:t xml:space="preserve">O OBJETIVO É FUTURAMENTE ELIMINARMOS AS MANUTENÇÕES CORRETIVAS</w:t>
+      </w:r>
+    </w:p>
+    <w:p>
+      <w:r>
+        <w:t xml:space="preserve">( AO LONGO DAS MANUTENÇÕES PREVENTIVAS, A MÁQUINA DEVERÁ FICAR NA COR AQUA,</w:t>
+      </w:r>
+    </w:p>
+    <w:p>
+      <w:r>
+        <w:t xml:space="preserve">VOLTANDO À ORIGINAL QUANDO AS PARADAS TERMINAREM ...)</w:t>
+      </w:r>
+    </w:p>
+    <w:p/>
+    <w:p>
+      <w:r>
+        <w:t xml:space="preserve">[PROPERTIES]</w:t>
+      </w:r>
+    </w:p>
+    <w:p>
+      <w:r>
+        <w:t xml:space="preserve">[FUNCTIONS]</w:t>
+      </w:r>
+    </w:p>
+    <w:p>
+      <w:r>
+        <w:t xml:space="preserve">Down Function [eyedropper.png] → Priority: </w:t>
+      </w:r>
+      <w:r>
+        <w:rPr>
+          <w:b/>
+        </w:rPr>
+        <w:t xml:space="preserve">1000.00</w:t>
+      </w:r>
+    </w:p>
+    <w:p/>
+    <w:p>
+      <w:r>
+        <w:t xml:space="preserve">On Down [PLUS] → Set Color (group):</w:t>
+      </w:r>
+    </w:p>
+    <w:p>
+      <w:r>
+        <w:t xml:space="preserve">Color: Aqua</w:t>
+      </w:r>
+    </w:p>
+    <w:p/>
+    <w:p>
+      <w:r>
+        <w:t xml:space="preserve">On Resume [PLUS] → Set Color (group):</w:t>
+      </w:r>
+    </w:p>
+    <w:p>
+      <w:r>
+        <w:t xml:space="preserve">Color: Orange</w:t>
+      </w:r>
+    </w:p>
+    <w:p>
+      <w:r>
+        <w:t xml:space="preserve">[TABLE]</w:t>
+      </w:r>
+    </w:p>
+    <w:p>
+      <w:r>
+        <w:t xml:space="preserve">Mode: Daily Repeat</w:t>
+      </w:r>
+    </w:p>
+    <w:p>
+      <w:r>
+        <w:t xml:space="preserve">Start: 08:00</w:t>
+      </w:r>
+    </w:p>
+    <w:p>
+      <w:r>
+        <w:t xml:space="preserve">End: 08:30</w:t>
+      </w:r>
+    </w:p>
+    <w:p/>
+    <w:p>
+      <w:r>
+        <w:t xml:space="preserve">Down State: 33 - maintenance</w:t>
+      </w:r>
+    </w:p>
+    <w:p/>
+    <w:p>
+      <w:r>
+        <w:t xml:space="preserve">Veja o GIF presente neste passo para visualizar como selecionar esse Range de Start e End.</w:t>
+      </w:r>
+    </w:p>
+    <w:p>
+      <w:r>
+        <w:t xml:space="preserve">[FIM_COLUNA]</w:t>
+      </w:r>
+    </w:p>
+    <w:p/>
+    <w:p>
+      <w:r>
+        <w:t xml:space="preserve">[COLUNA]</w:t>
+      </w:r>
+    </w:p>
+    <w:p>
+      <w:r>
+        <w:t xml:space="preserve">[TITULO]</w:t>
+      </w:r>
+    </w:p>
+    <w:p>
+      <w:r>
+        <w:t xml:space="preserve">Configurando objeto</w:t>
+      </w:r>
+    </w:p>
+    <w:p/>
+    <w:p>
+      <w:r>
+        <w:t xml:space="preserve">[PRINT]</w:t>
+      </w:r>
+    </w:p>
+    <w:p>
+      <w:r>
+        <w:t xml:space="preserve">AULA5_MODELO9_ETAPA5_5.png</w:t>
+      </w:r>
+    </w:p>
+    <w:p/>
+    <w:p>
+      <w:r>
+        <w:t xml:space="preserve">[ROTEIRO]</w:t>
+      </w:r>
+    </w:p>
+    <w:p>
+      <w:r>
+        <w:t xml:space="preserve">(... E O PROCESSO FOR RETOMADO )</w:t>
+      </w:r>
+    </w:p>
+    <w:p/>
+    <w:p>
+      <w:r>
+        <w:t xml:space="preserve">[OBJETO]</w:t>
+      </w:r>
+    </w:p>
+    <w:p>
+      <w:r>
+        <w:t xml:space="preserve">MultiProcessor – “INSPECAO_EMBALAGEM”</w:t>
+      </w:r>
+    </w:p>
+    <w:p/>
+    <w:p>
+      <w:r>
+        <w:t xml:space="preserve">[PROPERTIES]</w:t>
+      </w:r>
+    </w:p>
+    <w:p>
+      <w:r>
+        <w:t xml:space="preserve">[TRIGGERS]</w:t>
+      </w:r>
+    </w:p>
+    <w:p>
+      <w:r>
+        <w:t xml:space="preserve">[PLUS] On Reset → [PLUS] Visuals → Set Object Color:</w:t>
+      </w:r>
+    </w:p>
+    <w:p>
+      <w:r>
+        <w:t xml:space="preserve">Object: current</w:t>
+      </w:r>
+    </w:p>
+    <w:p>
+      <w:r>
+        <w:t xml:space="preserve">Color: Color.orange</w:t>
+      </w:r>
+    </w:p>
+    <w:p>
+      <w:r>
+        <w:t xml:space="preserve">[FIM_COLUNA]</w:t>
+      </w:r>
+    </w:p>
+    <w:p/>
+    <w:p>
+      <w:r>
+        <w:t xml:space="preserve">[ETAPA] Etapa 06 – Estendendo o turno e inserindo parada para almoço.</w:t>
+      </w:r>
+    </w:p>
+    <w:p>
+      <w:r>
+        <w:t xml:space="preserve">[COLUNA]</w:t>
+      </w:r>
+    </w:p>
+    <w:p>
+      <w:r>
+        <w:t xml:space="preserve">[TITULO]</w:t>
+      </w:r>
+    </w:p>
+    <w:p>
+      <w:r>
+        <w:t xml:space="preserve">Adicionando e configurando Time Table</w:t>
+      </w:r>
+    </w:p>
+    <w:p/>
+    <w:p>
+      <w:r>
+        <w:t xml:space="preserve">[PRINT]</w:t>
+      </w:r>
+    </w:p>
+    <w:p>
+      <w:r>
+        <w:t xml:space="preserve">AULA5_MODELO9_ETAPA6_1.png</w:t>
+      </w:r>
+    </w:p>
+    <w:p>
+      <w:r>
+        <w:t xml:space="preserve">[PRINT]</w:t>
+      </w:r>
+    </w:p>
+    <w:p>
+      <w:r>
+        <w:t xml:space="preserve">AULA5_MODELO9_ETAPA6_2.png</w:t>
+      </w:r>
+    </w:p>
+    <w:p>
+      <w:r>
+        <w:t xml:space="preserve">[PRINT]</w:t>
+      </w:r>
+    </w:p>
+    <w:p>
+      <w:r>
+        <w:t xml:space="preserve">AULA5_MODELO9_ETAPA6_3.gif</w:t>
+      </w:r>
+    </w:p>
+    <w:p>
+      <w:r>
+        <w:t xml:space="preserve">[PRINT]</w:t>
+      </w:r>
+    </w:p>
+    <w:p>
+      <w:r>
+        <w:t xml:space="preserve">AULA5_MODELO9_ETAPA6_4.png</w:t>
+      </w:r>
+    </w:p>
+    <w:p/>
+    <w:p>
+      <w:r>
+        <w:t xml:space="preserve">[ROTEIRO]</w:t>
+      </w:r>
+    </w:p>
+    <w:p>
+      <w:r>
+        <w:t xml:space="preserve">CRIE A “ TIME TABLE: TURNO_TRABALHO ”,</w:t>
+      </w:r>
+    </w:p>
+    <w:p>
+      <w:r>
+        <w:t xml:space="preserve">( adicione todos os objetos e coloque prioridade 1000 para down function ),</w:t>
+      </w:r>
+    </w:p>
+    <w:p>
+      <w:r>
+        <w:t xml:space="preserve">ACRECENTE INTERVALO DE ALMOÇO DAS 12h00 ÀS 14h00</w:t>
+      </w:r>
+    </w:p>
+    <w:p/>
+    <w:p>
+      <w:r>
+        <w:t xml:space="preserve">[OBJETO]</w:t>
+      </w:r>
+    </w:p>
+    <w:p>
+      <w:r>
+        <w:t xml:space="preserve">Time Table – “TURNO_TRABALHO”</w:t>
+      </w:r>
+    </w:p>
+    <w:p/>
+    <w:p>
+      <w:r>
+        <w:t xml:space="preserve">[ACAO_MOUSE]</w:t>
+      </w:r>
+    </w:p>
+    <w:p>
+      <w:r>
+        <w:t xml:space="preserve">Clique em [PLUS] e selecione todos os tipos de objetos presentes no modelo. Depois click em select.</w:t>
+      </w:r>
+    </w:p>
+    <w:p/>
+    <w:p>
+      <w:r>
+        <w:t xml:space="preserve">[PROPERTIES]</w:t>
+      </w:r>
+    </w:p>
+    <w:p>
+      <w:r>
+        <w:t xml:space="preserve">[MEMBERS]</w:t>
+      </w:r>
+    </w:p>
+    <w:p>
+      <w:r>
+        <w:t xml:space="preserve">Tudo que existe no modelo.</w:t>
+      </w:r>
+    </w:p>
+    <w:p/>
+    <w:p>
+      <w:r>
+        <w:t xml:space="preserve">[FUNCTIONS]</w:t>
+      </w:r>
+    </w:p>
+    <w:p>
+      <w:r>
+        <w:t xml:space="preserve">Down Function [eyedropper.png] → Priority: </w:t>
+      </w:r>
+      <w:r>
+        <w:rPr>
+          <w:b/>
+        </w:rPr>
+        <w:t xml:space="preserve">1000.00</w:t>
+      </w:r>
+    </w:p>
+    <w:p/>
+    <w:p>
+      <w:r>
+        <w:t xml:space="preserve">[TABLE]</w:t>
+      </w:r>
+    </w:p>
+    <w:p>
+      <w:r>
+        <w:t xml:space="preserve">Mode: Daily Repeat</w:t>
+      </w:r>
+    </w:p>
+    <w:p>
+      <w:r>
+        <w:t xml:space="preserve">Start: 12:00</w:t>
+      </w:r>
+    </w:p>
+    <w:p>
+      <w:r>
+        <w:t xml:space="preserve">End: 14:00</w:t>
+      </w:r>
+    </w:p>
+    <w:p>
+      <w:r>
+        <w:t xml:space="preserve">Down State: 34 - lunch</w:t>
+      </w:r>
+    </w:p>
+    <w:p/>
+    <w:p>
+      <w:r>
+        <w:t xml:space="preserve">Veja o GIF presente neste passo para visualizar como selecionar esse Range de Start e End.</w:t>
+      </w:r>
+    </w:p>
+    <w:p>
+      <w:r>
+        <w:t xml:space="preserve">[FIM_COLUNA]</w:t>
+      </w:r>
+    </w:p>
+    <w:p/>
+    <w:p>
+      <w:r>
+        <w:t xml:space="preserve">[COLUNA]</w:t>
+      </w:r>
+    </w:p>
+    <w:p>
+      <w:r>
+        <w:t xml:space="preserve">[TITULO]</w:t>
+      </w:r>
+    </w:p>
+    <w:p>
+      <w:r>
+        <w:t xml:space="preserve">Configurando Run Time</w:t>
+      </w:r>
+    </w:p>
+    <w:p/>
+    <w:p>
+      <w:r>
+        <w:t xml:space="preserve">[PRINT]</w:t>
+      </w:r>
+    </w:p>
+    <w:p>
+      <w:r>
+        <w:t xml:space="preserve">AULA5_MODELO9_ETAPA6_5.png</w:t>
+      </w:r>
+    </w:p>
+    <w:p/>
+    <w:p>
+      <w:r>
+        <w:t xml:space="preserve">[ROTEIRO]ESTENDA O TURNO DE TRABALHO PARA ÀS 18h00</w:t>
+      </w:r>
+    </w:p>
+    <w:p/>
+    <w:p>
+      <w:r>
+        <w:t xml:space="preserve">[CAMINHO]</w:t>
+      </w:r>
+    </w:p>
+    <w:p>
+      <w:r>
+        <w:t xml:space="preserve">Barra Superior → Run Time [down_arrow.bmp]</w:t>
+      </w:r>
+    </w:p>
+    <w:p/>
+    <w:p>
+      <w:r>
+        <w:t xml:space="preserve">Stop Times: 18:00:00</w:t>
+      </w:r>
+    </w:p>
+    <w:p>
+      <w:r>
+        <w:t xml:space="preserve">[FIM_COLUNA]</w:t>
+      </w:r>
+    </w:p>
+    <w:p/>
+    <w:p>
+      <w:r>
+        <w:t xml:space="preserve">[ETAPA] Resultados</w:t>
+      </w:r>
+    </w:p>
+    <w:p>
+      <w:r>
+        <w:t xml:space="preserve">[COLUNA]</w:t>
+      </w:r>
+    </w:p>
+    <w:p>
+      <w:r>
+        <w:t xml:space="preserve">[TITULO]</w:t>
+      </w:r>
+    </w:p>
+    <w:p>
+      <w:r>
+        <w:t xml:space="preserve">Validando o modelo simulado.</w:t>
+      </w:r>
+    </w:p>
+    <w:p/>
+    <w:p>
+      <w:r>
+        <w:t xml:space="preserve">[PRINT]</w:t>
+      </w:r>
+    </w:p>
+    <w:p>
+      <w:r>
+        <w:t xml:space="preserve">AULA5_MODELO9_RESULTADOS_1.png</w:t>
+      </w:r>
+    </w:p>
+    <w:p/>
+    <w:p>
+      <w:r>
+        <w:t xml:space="preserve">[ROTEIRO]</w:t>
+      </w:r>
+    </w:p>
+    <w:p>
+      <w:r>
+        <w:t xml:space="preserve">Quantidade expedida</w:t>
+      </w:r>
+    </w:p>
+    <w:p>
+      <w:r>
+        <w:t xml:space="preserve">30 pallets = 30 * 20 = 600 unidades</w:t>
+      </w:r>
+    </w:p>
+    <w:p/>
+    <w:p>
+      <w:r>
+        <w:t xml:space="preserve">Elaborar e interpretar os gráficos de estados</w:t>
+      </w:r>
+    </w:p>
+    <w:p>
+      <w:r>
+        <w:t xml:space="preserve">PROCESSING</w:t>
+      </w:r>
+    </w:p>
+    <w:p>
+      <w:r>
+        <w:t xml:space="preserve">IMPRESSORA_1: 58,87% ; IMPRESSORA_2: 60,35% ; TESTE: 51,36% ;</w:t>
+      </w:r>
+    </w:p>
+    <w:p>
+      <w:r>
+        <w:t xml:space="preserve">MONTAGEM: 22,33% ; ACABAMENTO: 22,30%;</w:t>
+      </w:r>
+    </w:p>
+    <w:p>
+      <w:r>
+        <w:t xml:space="preserve">INSPECAO_EMBALAGEM: 17,83%; PALETIZACAO: 25,34%</w:t>
+      </w:r>
+    </w:p>
+    <w:p/>
+    <w:p>
+      <w:pPr>
+        <w:pStyle w:val="Ttulo3"/>
+      </w:pPr>
+      <w:r>
+        <w:t xml:space="preserve">5.2) Modelo 10</w:t>
+      </w:r>
+    </w:p>
+    <w:p>
+      <w:r>
+        <w:t xml:space="preserve">[ETAPA] Etapa 01 - Alternando o tempo de processo para estocástico, que antes era determinístico.</w:t>
+      </w:r>
+    </w:p>
+    <w:p>
+      <w:r>
+        <w:t xml:space="preserve">[COLUNA]</w:t>
+      </w:r>
+    </w:p>
+    <w:p>
+      <w:r>
+        <w:t xml:space="preserve">[TITULO]</w:t>
+      </w:r>
+    </w:p>
+    <w:p>
+      <w:r>
+        <w:t xml:space="preserve">Adicionando a distribuição de probabilidade</w:t>
+      </w:r>
+    </w:p>
+    <w:p/>
+    <w:p>
+      <w:r>
+        <w:t xml:space="preserve">[PRINT]</w:t>
+      </w:r>
+    </w:p>
+    <w:p>
+      <w:r>
+        <w:t xml:space="preserve">AULA5_MODELO10_ETAPA1_1.png</w:t>
+      </w:r>
+    </w:p>
+    <w:p>
+      <w:r>
+        <w:t xml:space="preserve">[PRINT]</w:t>
+      </w:r>
+    </w:p>
+    <w:p>
+      <w:r>
+        <w:t xml:space="preserve">AULA5_MODELO10_ETAPA1_2.png</w:t>
+      </w:r>
+    </w:p>
+    <w:p>
+      <w:r>
+        <w:t xml:space="preserve">[PRINT]</w:t>
+      </w:r>
+    </w:p>
+    <w:p>
+      <w:r>
+        <w:t xml:space="preserve">AULA5_MODELO10_ETAPA1_3.png</w:t>
+      </w:r>
+    </w:p>
+    <w:p/>
+    <w:p>
+      <w:r>
+        <w:t xml:space="preserve">[ROTEIRO]</w:t>
+      </w:r>
+    </w:p>
+    <w:p>
+      <w:r>
+        <w:t xml:space="preserve">NESTE MODELO,</w:t>
+      </w:r>
+    </w:p>
+    <w:p>
+      <w:r>
+        <w:t xml:space="preserve">VAMOS TRABALHAR COM DADOS ESTOCÁSTICOS</w:t>
+      </w:r>
+    </w:p>
+    <w:p>
+      <w:r>
+        <w:t xml:space="preserve">...</w:t>
+      </w:r>
+    </w:p>
+    <w:p>
+      <w:r>
+        <w:t xml:space="preserve">...</w:t>
+      </w:r>
+    </w:p>
+    <w:p/>
+    <w:p>
+      <w:r>
+        <w:t xml:space="preserve">EM TOOLBOX:</w:t>
+      </w:r>
+    </w:p>
+    <w:p>
+      <w:r>
+        <w:t xml:space="preserve">PROCURE STATISTICS E SELECIONE FITTED DISTRIBUTION;</w:t>
+      </w:r>
+    </w:p>
+    <w:p>
+      <w:r>
+        <w:t xml:space="preserve">ANTES DE INCIAIR, DENOMINE DE FIT_MONTAGEM_Process_Time</w:t>
+      </w:r>
+    </w:p>
+    <w:p/>
+    <w:p>
+      <w:r>
+        <w:t xml:space="preserve">Observe que a distribuição com o menor erro esperado é a loglaplace: 0.03267 ou 3,267%;</w:t>
+      </w:r>
+    </w:p>
+    <w:p>
+      <w:r>
+        <w:t xml:space="preserve">mas embora a normal tenha ficado além da décima posição, seu erro é pequeno: 0,05763 ou 5,763%</w:t>
+      </w:r>
+    </w:p>
+    <w:p>
+      <w:r>
+        <w:t xml:space="preserve">SENDO ASSIM, UTILIZAREMOS A NORMAL, COM LIMITAÇÕES PARA OS VALORES MIN. E MÁX.</w:t>
+      </w:r>
+    </w:p>
+    <w:p/>
+    <w:p>
+      <w:r>
+        <w:t xml:space="preserve">[OBJETO]</w:t>
+      </w:r>
+    </w:p>
+    <w:p>
+      <w:r>
+        <w:t xml:space="preserve">Fitted Distribution – “FIT_MONTAGEM_Process_Time”</w:t>
+      </w:r>
+    </w:p>
+    <w:p/>
+    <w:p>
+      <w:r>
+        <w:t xml:space="preserve">[PROPERTIES]</w:t>
+      </w:r>
+    </w:p>
+    <w:p>
+      <w:r>
+        <w:t xml:space="preserve">[DATA]</w:t>
+      </w:r>
+    </w:p>
+    <w:p>
+      <w:r>
+        <w:t xml:space="preserve">Rows: </w:t>
+      </w:r>
+      <w:r>
+        <w:rPr>
+          <w:b/>
+        </w:rPr>
+        <w:t xml:space="preserve">30</w:t>
+      </w:r>
+    </w:p>
+    <w:p/>
+    <w:p>
+      <w:r>
+        <w:t xml:space="preserve">Cole os dados nas 30 linhas adicionadas.</w:t>
+      </w:r>
+    </w:p>
+    <w:p/>
+    <w:p>
+      <w:r>
+        <w:t xml:space="preserve">[SAMPLE_GENERATION]</w:t>
+      </w:r>
+    </w:p>
+    <w:p>
+      <w:r>
+        <w:t xml:space="preserve">Sampling Bounds:</w:t>
+      </w:r>
+    </w:p>
+    <w:p>
+      <w:r>
+        <w:t xml:space="preserve">[CHECK] Min: 9.00</w:t>
+      </w:r>
+    </w:p>
+    <w:p>
+      <w:r>
+        <w:t xml:space="preserve">[CHECK] Max: 11.07</w:t>
+      </w:r>
+    </w:p>
+    <w:p/>
+    <w:p>
+      <w:r>
+        <w:t xml:space="preserve">[CHECK] normal - 0.05763</w:t>
+      </w:r>
+    </w:p>
+    <w:p>
+      <w:r>
+        <w:t xml:space="preserve">[FIM_COLUNA]</w:t>
+      </w:r>
+    </w:p>
+    <w:p/>
+    <w:p>
+      <w:r>
+        <w:t xml:space="preserve">[COLUNA]</w:t>
+      </w:r>
+    </w:p>
+    <w:p>
+      <w:r>
+        <w:t xml:space="preserve">[TITULO]</w:t>
+      </w:r>
+    </w:p>
+    <w:p>
+      <w:r>
+        <w:t xml:space="preserve">Configurando objeto</w:t>
+      </w:r>
+    </w:p>
+    <w:p/>
+    <w:p>
+      <w:r>
+        <w:t xml:space="preserve">[PRINT]</w:t>
+      </w:r>
+    </w:p>
+    <w:p>
+      <w:r>
+        <w:t xml:space="preserve">AULA5_MODELO10_ETAPA1_4.png</w:t>
+      </w:r>
+    </w:p>
+    <w:p>
+      <w:r>
+        <w:t xml:space="preserve">[PRINT]</w:t>
+      </w:r>
+    </w:p>
+    <w:p>
+      <w:r>
+        <w:t xml:space="preserve">AULA5_MODELO10_ETAPA1_5.png</w:t>
+      </w:r>
+    </w:p>
+    <w:p/>
+    <w:p>
+      <w:r>
+        <w:t xml:space="preserve">[ROTEIRO]</w:t>
+      </w:r>
+    </w:p>
+    <w:p>
+      <w:r>
+        <w:t xml:space="preserve">...</w:t>
+      </w:r>
+    </w:p>
+    <w:p>
+      <w:r>
+        <w:t xml:space="preserve">( faremos o FIT somente para o Process Time da MONTAGEM,</w:t>
+      </w:r>
+    </w:p>
+    <w:p>
+      <w:r>
+        <w:t xml:space="preserve">mas a sistemática pode ser repetida para outros tempos e processos )</w:t>
+      </w:r>
+    </w:p>
+    <w:p>
+      <w:r>
+        <w:t xml:space="preserve">...</w:t>
+      </w:r>
+    </w:p>
+    <w:p/>
+    <w:p>
+      <w:r>
+        <w:t xml:space="preserve">[OBJETO]</w:t>
+      </w:r>
+    </w:p>
+    <w:p>
+      <w:r>
+        <w:t xml:space="preserve">Combiner – “MONTAGEM”</w:t>
+      </w:r>
+    </w:p>
+    <w:p/>
+    <w:p>
+      <w:r>
+        <w:t xml:space="preserve">[PROPERTIES]</w:t>
+      </w:r>
+    </w:p>
+    <w:p>
+      <w:r>
+        <w:t xml:space="preserve">[PROCESSOR]</w:t>
+      </w:r>
+    </w:p>
+    <w:p>
+      <w:r>
+        <w:t xml:space="preserve">Process Time: [down_arrow.bmp] → Statistical Distribution → Empirical Distribution:</w:t>
+      </w:r>
+    </w:p>
+    <w:p/>
+    <w:p>
+      <w:r>
+        <w:t xml:space="preserve">Distribution: FIT_MONTAGEM_Process_Time</w:t>
+      </w:r>
+    </w:p>
+    <w:p>
+      <w:r>
+        <w:t xml:space="preserve">[FIM_COLUNA]</w:t>
+      </w:r>
+    </w:p>
+    <w:p/>
+    <w:p>
+      <w:r>
+        <w:t xml:space="preserve">[ETAPA] Etapa 02 - Fazendo a validação estatística</w:t>
+      </w:r>
+    </w:p>
+    <w:p>
+      <w:r>
+        <w:t xml:space="preserve">[COLUNA]</w:t>
+      </w:r>
+    </w:p>
+    <w:p>
+      <w:r>
+        <w:t xml:space="preserve">[TITULO]</w:t>
+      </w:r>
+    </w:p>
+    <w:p>
+      <w:r>
+        <w:t xml:space="preserve">Adicionando Experimenter</w:t>
+      </w:r>
+    </w:p>
+    <w:p/>
+    <w:p>
+      <w:r>
+        <w:t xml:space="preserve">[PRINT]</w:t>
+      </w:r>
+    </w:p>
+    <w:p>
+      <w:r>
+        <w:t xml:space="preserve">AULA5_MODELO10_ETAPA2_1.png</w:t>
+      </w:r>
+    </w:p>
+    <w:p>
+      <w:r>
+        <w:t xml:space="preserve">[PRINT]</w:t>
+      </w:r>
+    </w:p>
+    <w:p>
+      <w:r>
+        <w:t xml:space="preserve">AULA5_MODELO10_ETAPA2_2.png</w:t>
+      </w:r>
+    </w:p>
+    <w:p/>
+    <w:p>
+      <w:r>
+        <w:t xml:space="preserve">[OBJETO]</w:t>
+      </w:r>
+    </w:p>
+    <w:p>
+      <w:r>
+        <w:t xml:space="preserve">Experimenter – “REPLICACOES_VALIDACOES”</w:t>
+      </w:r>
+    </w:p>
+    <w:p/>
+    <w:p>
+      <w:r>
+        <w:t xml:space="preserve">[PROPERTIES]</w:t>
+      </w:r>
+    </w:p>
+    <w:p>
+      <w:r>
+        <w:t xml:space="preserve">[EXPERIMENTER]</w:t>
+      </w:r>
+    </w:p>
+    <w:p>
+      <w:r>
+        <w:t xml:space="preserve">Name: REPLICACOES_VALIDACOES</w:t>
+      </w:r>
+    </w:p>
+    <w:p>
+      <w:r>
+        <w:t xml:space="preserve">Stop Time: </w:t>
+      </w:r>
+      <w:r>
+        <w:rPr>
+          <w:b/>
+        </w:rPr>
+        <w:t xml:space="preserve"> 36.000 </w:t>
+      </w:r>
+    </w:p>
+    <w:p>
+      <w:r>
+        <w:t xml:space="preserve">Replication per Scenario: </w:t>
+      </w:r>
+      <w:r>
+        <w:rPr>
+          <w:b/>
+        </w:rPr>
+        <w:t xml:space="preserve"> 30 </w:t>
+      </w:r>
+    </w:p>
+    <w:p>
+      <w:r>
+        <w:t xml:space="preserve">[FIM_COLUNA]</w:t>
+      </w:r>
+    </w:p>
+    <w:p/>
+    <w:p>
+      <w:r>
+        <w:t xml:space="preserve">[COLUNA]</w:t>
+      </w:r>
+    </w:p>
+    <w:p>
+      <w:r>
+        <w:t xml:space="preserve">[TITULO]</w:t>
+      </w:r>
+    </w:p>
+    <w:p>
+      <w:r>
+        <w:t xml:space="preserve">Adicionando as variáveis de saída dos experimentos</w:t>
+      </w:r>
+    </w:p>
+    <w:p/>
+    <w:p>
+      <w:r>
+        <w:t xml:space="preserve">[PRINT]</w:t>
+      </w:r>
+    </w:p>
+    <w:p>
+      <w:r>
+        <w:t xml:space="preserve">AULA5_MODELO10_ETAPA2_3.png</w:t>
+      </w:r>
+    </w:p>
+    <w:p>
+      <w:r>
+        <w:t xml:space="preserve">[PRINT]</w:t>
+      </w:r>
+    </w:p>
+    <w:p>
+      <w:r>
+        <w:t xml:space="preserve">AULA5_MODELO10_ETAPA2_4.png</w:t>
+      </w:r>
+    </w:p>
+    <w:p>
+      <w:r>
+        <w:t xml:space="preserve">[PRINT]</w:t>
+      </w:r>
+    </w:p>
+    <w:p>
+      <w:r>
+        <w:t xml:space="preserve">AULA5_MODELO10_ETAPA2_5.gif</w:t>
+      </w:r>
+    </w:p>
+    <w:p/>
+    <w:p>
+      <w:r>
+        <w:t xml:space="preserve">[OBJETO]</w:t>
+      </w:r>
+    </w:p>
+    <w:p>
+      <w:r>
+        <w:t xml:space="preserve">Performance Measures Tables - "REPLICACOES_VALIDACOES"</w:t>
+      </w:r>
+    </w:p>
+    <w:p/>
+    <w:p>
+      <w:r>
+        <w:t xml:space="preserve">[PROPERTIES]</w:t>
+      </w:r>
+    </w:p>
+    <w:p>
+      <w:r>
+        <w:t xml:space="preserve">[TABLE]</w:t>
+      </w:r>
+    </w:p>
+    <w:p>
+      <w:r>
+        <w:t xml:space="preserve">Coluna "Name":</w:t>
+      </w:r>
+    </w:p>
+    <w:p>
+      <w:r>
+        <w:t xml:space="preserve">QUANTIDADE EXPEDIDA</w:t>
+      </w:r>
+    </w:p>
+    <w:p/>
+    <w:p>
+      <w:r>
+        <w:t xml:space="preserve">Seguir o GIF para configurar esta coluna.</w:t>
+      </w:r>
+    </w:p>
+    <w:p>
+      <w:r>
+        <w:t xml:space="preserve">Coluna "Value" [down_arrow.bmp]:</w:t>
+      </w:r>
+    </w:p>
+    <w:p>
+      <w:r>
+        <w:t xml:space="preserve">Reference: /PALLETS_FINALIZADOS</w:t>
+      </w:r>
+    </w:p>
+    <w:p>
+      <w:r>
+        <w:t xml:space="preserve">Value: Statistic by individual object</w:t>
+      </w:r>
+    </w:p>
+    <w:p/>
+    <w:p>
+      <w:r>
+        <w:t xml:space="preserve">[FIM_COLUNA]</w:t>
+      </w:r>
+    </w:p>
+    <w:p/>
+    <w:p>
+      <w:r>
+        <w:t xml:space="preserve">[COLUNA]</w:t>
+      </w:r>
+    </w:p>
+    <w:p>
+      <w:r>
+        <w:t xml:space="preserve">[TITULO]</w:t>
+      </w:r>
+    </w:p>
+    <w:p>
+      <w:r>
+        <w:t xml:space="preserve">Rodando o experimento</w:t>
+      </w:r>
+    </w:p>
+    <w:p/>
+    <w:p>
+      <w:r>
+        <w:t xml:space="preserve">[PRINT]</w:t>
+      </w:r>
+    </w:p>
+    <w:p>
+      <w:r>
+        <w:t xml:space="preserve">AULA5_MODELO10_ETAPA2_6.png</w:t>
+      </w:r>
+    </w:p>
+    <w:p>
+      <w:r>
+        <w:t xml:space="preserve">[PRINT]</w:t>
+      </w:r>
+    </w:p>
+    <w:p>
+      <w:r>
+        <w:t xml:space="preserve">AULA5_MODELO10_ETAPA2_7.png</w:t>
+      </w:r>
+    </w:p>
+    <w:p/>
+    <w:p>
+      <w:r>
+        <w:t xml:space="preserve">[OBJETO]</w:t>
+      </w:r>
+    </w:p>
+    <w:p>
+      <w:r>
+        <w:t xml:space="preserve">Experimenter – “REPLICACOES_VALIDACOES”</w:t>
+      </w:r>
+    </w:p>
+    <w:p/>
+    <w:p>
+      <w:r>
+        <w:t xml:space="preserve">[OBSERVACAO]</w:t>
+      </w:r>
+    </w:p>
+    <w:p>
+      <w:r>
+        <w:t xml:space="preserve">Após clicar em Run, aguarde até que o experimenter termine. Quando todos os 30 cenários estiverem na cor verde. Clique então e m "View Results" para ver os resultados.</w:t>
+      </w:r>
+    </w:p>
+    <w:p>
+      <w:r>
+        <w:t xml:space="preserve">[FIM_COLUNA]</w:t>
+      </w:r>
+    </w:p>
+    <w:p/>
+    <w:p>
+      <w:r>
+        <w:t xml:space="preserve">[COLUNA]</w:t>
+      </w:r>
+    </w:p>
+    <w:p>
+      <w:r>
+        <w:t xml:space="preserve">[TITULO]</w:t>
+      </w:r>
+    </w:p>
+    <w:p>
+      <w:r>
+        <w:t xml:space="preserve">Levantando dados para validação do modelo simulado.</w:t>
+      </w:r>
+    </w:p>
+    <w:p/>
+    <w:p>
+      <w:r>
+        <w:t xml:space="preserve">[PRINT]</w:t>
+      </w:r>
+    </w:p>
+    <w:p>
+      <w:r>
+        <w:t xml:space="preserve">AULA5_MODELO10_ETAPA2_8.png</w:t>
+      </w:r>
+    </w:p>
+    <w:p>
+      <w:r>
+        <w:t xml:space="preserve">[PRINT]</w:t>
+      </w:r>
+    </w:p>
+    <w:p>
+      <w:r>
+        <w:t xml:space="preserve">AULA5_MODELO10_ETAPA2_9.png</w:t>
+      </w:r>
+    </w:p>
+    <w:p>
+      <w:r>
+        <w:t xml:space="preserve">[PRINT]</w:t>
+      </w:r>
+    </w:p>
+    <w:p>
+      <w:r>
+        <w:t xml:space="preserve">AULA5_MODELO10_ETAPA2_10.png</w:t>
+      </w:r>
+    </w:p>
+    <w:p>
+      <w:r>
+        <w:t xml:space="preserve">[PRINT]</w:t>
+      </w:r>
+    </w:p>
+    <w:p>
+      <w:r>
+        <w:t xml:space="preserve">AULA5_MODELO10_ETAPA2_11.png</w:t>
+      </w:r>
+    </w:p>
+    <w:p/>
+    <w:p/>
+    <w:p>
+      <w:r>
+        <w:t xml:space="preserve">[OBJETO]</w:t>
+      </w:r>
+    </w:p>
+    <w:p>
+      <w:r>
+        <w:t xml:space="preserve">Experimenter – “REPLICACOES_VALIDACOES”</w:t>
+      </w:r>
+    </w:p>
+    <w:p>
+      <w:r>
+        <w:t xml:space="preserve">Excel - "Modelo 10 - Validação Estatística" [MODELO 10 - Validação Estatística.xlsx]</w:t>
+      </w:r>
+    </w:p>
+    <w:p/>
+    <w:p>
+      <w:r>
+        <w:t xml:space="preserve">[OBSERVACAO]</w:t>
+      </w:r>
+    </w:p>
+    <w:p>
+      <w:r>
+        <w:t xml:space="preserve">O experimenter irá gerar 30 linhas de dados, cada uma com a quantidade de pallets que foram entregues ao Sink “SAIDAS_CLIENTES” em cada cenário.</w:t>
+      </w:r>
+    </w:p>
+    <w:p/>
+    <w:p>
+      <w:r>
+        <w:t xml:space="preserve">Para fazer a validação estatística, vamos usar o Excel e o Minitab. Para isso você deve usar a planilha MODELO 10 - Validação Estatística, onde estão os dados reais.</w:t>
+      </w:r>
+    </w:p>
+    <w:p/>
+    <w:p>
+      <w:r>
+        <w:t xml:space="preserve">Posteriormente, irá levar os dados reais e os dados simulados para o Minitab, onde deverá ser feito o teste de hipótese.</w:t>
+      </w:r>
+    </w:p>
+    <w:p/>
+    <w:p>
+      <w:r>
+        <w:t xml:space="preserve">Nas imagens deste passo, você pode acompanhar o processo de validação estatística sequencialmente.</w:t>
+      </w:r>
+    </w:p>
+    <w:p/>
+    <w:p>
+      <w:r>
+        <w:t xml:space="preserve">No último passo, você deverá copiar as linhas de dados real e simulados, e os rótulos "REAL" E "SIMULADA".</w:t>
+      </w:r>
+    </w:p>
+    <w:p>
+      <w:r>
+        <w:t xml:space="preserve">[FIM_COLUNA]</w:t>
+      </w:r>
+    </w:p>
+    <w:p/>
+    <w:p>
+      <w:r>
+        <w:t xml:space="preserve">[COLUNA]</w:t>
+      </w:r>
+    </w:p>
+    <w:p>
+      <w:r>
+        <w:t xml:space="preserve">[TITULO]</w:t>
+      </w:r>
+    </w:p>
+    <w:p>
+      <w:r>
+        <w:t xml:space="preserve">Validando o modelo simulado.</w:t>
+      </w:r>
+    </w:p>
+    <w:p/>
+    <w:p>
+      <w:r>
+        <w:t xml:space="preserve">[PRINT]</w:t>
+      </w:r>
+    </w:p>
+    <w:p>
+      <w:r>
+        <w:t xml:space="preserve">AULA5_MODELO10_ETAPA2_12.png</w:t>
+      </w:r>
+    </w:p>
+    <w:p>
+      <w:r>
+        <w:t xml:space="preserve">[PRINT]</w:t>
+      </w:r>
+    </w:p>
+    <w:p>
+      <w:r>
+        <w:t xml:space="preserve">AULA5_MODELO10_ETAPA2_13.gif</w:t>
+      </w:r>
+    </w:p>
+    <w:p>
+      <w:r>
+        <w:t xml:space="preserve">[PRINT]</w:t>
+      </w:r>
+    </w:p>
+    <w:p>
+      <w:r>
+        <w:t xml:space="preserve">AULA5_MODELO10_ETAPA2_14.png</w:t>
+      </w:r>
+    </w:p>
+    <w:p>
+      <w:r>
+        <w:t xml:space="preserve">[PRINT]</w:t>
+      </w:r>
+    </w:p>
+    <w:p>
+      <w:r>
+        <w:t xml:space="preserve">AULA5_MODELO10_ETAPA2_15.png</w:t>
+      </w:r>
+    </w:p>
+    <w:p/>
+    <w:p>
+      <w:r>
+        <w:t xml:space="preserve">[OBJETO]</w:t>
+      </w:r>
+    </w:p>
+    <w:p>
+      <w:r>
+        <w:t xml:space="preserve">Minitab - "Modelo 10 - Validação Estatística"</w:t>
+      </w:r>
+    </w:p>
+    <w:p/>
+    <w:p>
+      <w:r>
+        <w:t xml:space="preserve">[OBSERVACAO]</w:t>
+      </w:r>
+    </w:p>
+    <w:p>
+      <w:r>
+        <w:t xml:space="preserve">Com essa validação estatística, você pode ver que o modelo simulado pode representar os dados reais de entrega de pallets.</w:t>
+      </w:r>
+    </w:p>
+    <w:p>
+      <w:r>
+        <w:t xml:space="preserve">[FIM_COLUNA]</w:t>
+      </w:r>
+    </w:p>
+    <w:p/>
+    <w:p>
+      <w:r>
+        <w:t xml:space="preserve">[ETAPA] Etapa 03 - Calculando Lead Times entre etapas</w:t>
+      </w:r>
+    </w:p>
+    <w:p>
+      <w:r>
+        <w:t xml:space="preserve">[COLUNA]</w:t>
+      </w:r>
+    </w:p>
+    <w:p>
+      <w:r>
+        <w:t xml:space="preserve">[TITULO]</w:t>
+      </w:r>
+    </w:p>
+    <w:p>
+      <w:r>
+        <w:t xml:space="preserve">Adicionando gráficos ao Dashboard</w:t>
+      </w:r>
+    </w:p>
+    <w:p/>
+    <w:p>
+      <w:r>
+        <w:t xml:space="preserve">[PRINT]</w:t>
+      </w:r>
+    </w:p>
+    <w:p>
+      <w:r>
+        <w:t xml:space="preserve">AULA5_MODELO10_ETAPA3_1.png</w:t>
+      </w:r>
+    </w:p>
+    <w:p>
+      <w:r>
+        <w:t xml:space="preserve">[PRINT]</w:t>
+      </w:r>
+    </w:p>
+    <w:p>
+      <w:r>
+        <w:t xml:space="preserve">AULA5_MODELO10_ETAPA3_2.png</w:t>
+      </w:r>
+    </w:p>
+    <w:p>
+      <w:r>
+        <w:t xml:space="preserve">[PRINT]</w:t>
+      </w:r>
+    </w:p>
+    <w:p>
+      <w:r>
+        <w:t xml:space="preserve">AULA5_MODELO10_ETAPA3_3.png</w:t>
+      </w:r>
+    </w:p>
+    <w:p/>
+    <w:p/>
+    <w:p>
+      <w:r>
+        <w:t xml:space="preserve">[OBJETO]</w:t>
+      </w:r>
+    </w:p>
+    <w:p>
+      <w:r>
+        <w:t xml:space="preserve">Dashboard - "LT MÉDIO até saída da embalagem"</w:t>
+      </w:r>
+    </w:p>
+    <w:p>
+      <w:r>
+        <w:t xml:space="preserve">Dashboard - "LT MÉDIO até saída da embalagem por modelo"</w:t>
+      </w:r>
+    </w:p>
+    <w:p>
+      <w:r>
+        <w:t xml:space="preserve">Performance Measures Tables - "REPLICACOES_VALIDACOES"</w:t>
+      </w:r>
+    </w:p>
+    <w:p/>
+    <w:p>
+      <w:r>
+        <w:t xml:space="preserve">[OBSERVACAO]</w:t>
+      </w:r>
+    </w:p>
+    <w:p>
+      <w:r>
+        <w:t xml:space="preserve">Para validar os dados de Lead Times, além do Dashboard, deve criar a nova linha de Performance Measures Tables - "REPLICACOES_VALIDACOES" e adicionar a coluna "LT MÉDIO até saída da embalagem". Assim, consegue exportar os dados para o Excel. E posteriormente para o Minitab.</w:t>
+      </w:r>
+    </w:p>
+    <w:p/>
+    <w:p>
+      <w:r>
+        <w:t xml:space="preserve">Seria repetir o processo de validação estatística usando a planilha "Modelo 10 - Validação Estatística" na aba "LT MÉDIO até saída da embalagem" e o Minitab.</w:t>
+      </w:r>
+    </w:p>
+    <w:p>
+      <w:r>
+        <w:t xml:space="preserve">[FIM_COLUNA]</w:t>
+      </w:r>
+    </w:p>
+    <w:p/>
+    <w:p>
+      <w:r>
+        <w:t xml:space="preserve">[ETAPA] Resultados</w:t>
+      </w:r>
+    </w:p>
+    <w:p>
+      <w:r>
+        <w:t xml:space="preserve">[COLUNA]</w:t>
+      </w:r>
+    </w:p>
+    <w:p>
+      <w:r>
+        <w:t xml:space="preserve">[TITULO]</w:t>
+      </w:r>
+    </w:p>
+    <w:p>
+      <w:r>
+        <w:t xml:space="preserve">Validando resultados do modelo simulado.</w:t>
+      </w:r>
+    </w:p>
+    <w:p/>
+    <w:p>
+      <w:r>
+        <w:t xml:space="preserve">[PRINT]</w:t>
+      </w:r>
+    </w:p>
+    <w:p>
+      <w:r>
+        <w:t xml:space="preserve">AULA5_MODELO10_RESULTADOS_1.png</w:t>
+      </w:r>
+    </w:p>
+    <w:p/>
+    <w:p>
+      <w:r>
+        <w:t xml:space="preserve">[ROTEIRO]</w:t>
+      </w:r>
+    </w:p>
+    <w:p>
+      <w:r>
+        <w:t xml:space="preserve">Quantidade expedida</w:t>
+      </w:r>
+    </w:p>
+    <w:p>
+      <w:r>
+        <w:t xml:space="preserve">30 pallets = 30*20 = 600 unidades</w:t>
+      </w:r>
+    </w:p>
+    <w:p/>
+    <w:p>
+      <w:r>
+        <w:t xml:space="preserve">Elaborar e interpretar os gráficos de estados</w:t>
+      </w:r>
+    </w:p>
+    <w:p>
+      <w:r>
+        <w:t xml:space="preserve">PROCESSING</w:t>
+      </w:r>
+    </w:p>
+    <w:p>
+      <w:r>
+        <w:t xml:space="preserve">IMPRESSORA_1: 58,87% ; IMPRESSORA_2: 60,35% ; TESTE: 51,36% ;</w:t>
+      </w:r>
+    </w:p>
+    <w:p>
+      <w:r>
+        <w:t xml:space="preserve">MONTAGEM: 22,36% ; ACABAMENTO: 22,29%;</w:t>
+      </w:r>
+    </w:p>
+    <w:p>
+      <w:r>
+        <w:t xml:space="preserve">INSPECAO_EMBALAGEM: 17,83%; PALETIZACAO: 25,28%;</w:t>
+      </w:r>
+    </w:p>
+    <w:p>
+      <w:r>
+        <w:t xml:space="preserve">LT MÉDIO: 15.070,78 s ; LT MÉDIO por modelo: 15.563,89 E 14.577,67 RESPECTIVAMENTE</w:t>
+      </w:r>
+    </w:p>
+    <w:p>
+      <w:r>
+        <w:t xml:space="preserve">[FIM_COLUNA]</w:t>
+      </w:r>
+    </w:p>
+    <w:p/>
+    <w:p/>
+    <w:p/>
+    <w:p/>
+    <w:p/>
+    <w:p/>
+    <w:p/>
     <w:sectPr>
       <w:pgSz w:w="11906" w:h="16838"/>
       <w:pgMar w:top="1417" w:right="1701" w:bottom="1417" w:left="1701" w:header="708" w:footer="708" w:gutter="0"/>

--- a/Word_Mestre_Visualizacao.docx
+++ b/Word_Mestre_Visualizacao.docx
@@ -13061,7 +13061,7 @@
     </w:p>
     <w:p>
       <w:r>
-        <w:t xml:space="preserve">[disable.bmp] Animate Items</w:t>
+        <w:t xml:space="preserve">[UNCHECK] Animate Items</w:t>
       </w:r>
     </w:p>
     <w:p/>

--- a/Word_Mestre_Visualizacao.docx
+++ b/Word_Mestre_Visualizacao.docx
@@ -13539,6 +13539,26 @@
     <w:p>
       <w:r>
         <w:t xml:space="preserve">AULA5_MODELO9_ETAPA3_2.png</w:t>
+      </w:r>
+    </w:p>
+    <w:p>
+      <w:r>
+        <w:t xml:space="preserve">[PRINT]</w:t>
+      </w:r>
+    </w:p>
+    <w:p>
+      <w:r>
+        <w:t xml:space="preserve">AULA5_MODELO9_ETAPA3_3.png</w:t>
+      </w:r>
+    </w:p>
+    <w:p>
+      <w:r>
+        <w:t xml:space="preserve">[PRINT]</w:t>
+      </w:r>
+    </w:p>
+    <w:p>
+      <w:r>
+        <w:t xml:space="preserve">AULA5_MODELO9_ETAPA3_4.png</w:t>
       </w:r>
     </w:p>
     <w:p/>

--- a/Word_Mestre_Visualizacao.docx
+++ b/Word_Mestre_Visualizacao.docx
@@ -7527,6 +7527,16 @@
     <w:p>
       <w:r>
         <w:t xml:space="preserve">AULA3_MODELO5_ETAPA2_6.png</w:t>
+      </w:r>
+    </w:p>
+    <w:p>
+      <w:r>
+        <w:t xml:space="preserve">[PRINT]</w:t>
+      </w:r>
+    </w:p>
+    <w:p>
+      <w:r>
+        <w:t xml:space="preserve">AULA3_MODELO5_ETAPA2_7.png</w:t>
       </w:r>
     </w:p>
     <w:p/>

--- a/Word_Mestre_Visualizacao.docx
+++ b/Word_Mestre_Visualizacao.docx
@@ -15472,8 +15472,1473 @@
       </w:r>
     </w:p>
     <w:p/>
-    <w:p/>
-    <w:p/>
+    <w:p>
+      <w:pPr>
+        <w:pStyle w:val="Ttulo2"/>
+      </w:pPr>
+      <w:r>
+        <w:t xml:space="preserve">90) Aula 90 - Extra: Modelo Aplicado em Serviços</w:t>
+      </w:r>
+    </w:p>
+    <w:p>
+      <w:pPr>
+        <w:pStyle w:val="Ttulo3"/>
+      </w:pPr>
+      <w:r>
+        <w:t xml:space="preserve">90.1) Modelo 90 (Modos A e B)</w:t>
+      </w:r>
+    </w:p>
+    <w:p/>
+    <w:p>
+      <w:r>
+        <w:t xml:space="preserve">[ETAPA] Etapa 01 - Inserção dos objetos</w:t>
+      </w:r>
+    </w:p>
+    <w:p>
+      <w:r>
+        <w:t xml:space="preserve">[COLUNA]</w:t>
+      </w:r>
+    </w:p>
+    <w:p>
+      <w:r>
+        <w:t xml:space="preserve">[TITULO]</w:t>
+      </w:r>
+    </w:p>
+    <w:p>
+      <w:r>
+        <w:t xml:space="preserve">Adicionando objetos</w:t>
+      </w:r>
+    </w:p>
+    <w:p/>
+    <w:p>
+      <w:r>
+        <w:t xml:space="preserve">[PRINT]</w:t>
+      </w:r>
+    </w:p>
+    <w:p>
+      <w:r>
+        <w:t xml:space="preserve">AULA90_MODELO90_ETAPA1_1.png</w:t>
+      </w:r>
+    </w:p>
+    <w:p>
+      <w:r>
+        <w:t xml:space="preserve">[PRINT]</w:t>
+      </w:r>
+    </w:p>
+    <w:p>
+      <w:r>
+        <w:t xml:space="preserve">AULA90_MODELO90_ETAPA1_2.png</w:t>
+      </w:r>
+    </w:p>
+    <w:p/>
+    <w:p>
+      <w:r>
+        <w:t xml:space="preserve">[OBJETO]</w:t>
+      </w:r>
+    </w:p>
+    <w:p>
+      <w:r>
+        <w:t xml:space="preserve">Source</w:t>
+      </w:r>
+    </w:p>
+    <w:p>
+      <w:r>
+        <w:t xml:space="preserve">Processor</w:t>
+      </w:r>
+    </w:p>
+    <w:p>
+      <w:r>
+        <w:t xml:space="preserve">Queue</w:t>
+      </w:r>
+    </w:p>
+    <w:p>
+      <w:r>
+        <w:t xml:space="preserve">Processor</w:t>
+      </w:r>
+    </w:p>
+    <w:p>
+      <w:r>
+        <w:t xml:space="preserve">Sink</w:t>
+      </w:r>
+    </w:p>
+    <w:p/>
+    <w:p>
+      <w:r>
+        <w:t xml:space="preserve">[ACAO_MOUSE]</w:t>
+      </w:r>
+    </w:p>
+    <w:p>
+      <w:r>
+        <w:t xml:space="preserve">Clique e mantenha pressionado o botão esquerdo do mouse sobre o objeto e arraste-o até o local desejado no Mapa 3D.</w:t>
+      </w:r>
+    </w:p>
+    <w:p>
+      <w:r>
+        <w:t xml:space="preserve">[FIM_COLUNA]</w:t>
+      </w:r>
+    </w:p>
+    <w:p/>
+    <w:p>
+      <w:r>
+        <w:t xml:space="preserve">[COLUNA]</w:t>
+      </w:r>
+    </w:p>
+    <w:p>
+      <w:r>
+        <w:t xml:space="preserve">[TITULO]</w:t>
+      </w:r>
+    </w:p>
+    <w:p>
+      <w:r>
+        <w:t xml:space="preserve">Nomeando e posicionando objetos</w:t>
+      </w:r>
+    </w:p>
+    <w:p>
+      <w:r>
+        <w:t xml:space="preserve">[PRINT]</w:t>
+      </w:r>
+    </w:p>
+    <w:p>
+      <w:r>
+        <w:t xml:space="preserve">AULA90_MODELO90_ETAPA1_3.png</w:t>
+      </w:r>
+    </w:p>
+    <w:p>
+      <w:r>
+        <w:t xml:space="preserve">[PRINT]</w:t>
+      </w:r>
+    </w:p>
+    <w:p>
+      <w:r>
+        <w:t xml:space="preserve">AULA90_MODELO90_ETAPA1_4.png</w:t>
+      </w:r>
+    </w:p>
+    <w:p>
+      <w:r>
+        <w:t xml:space="preserve">[PRINT]</w:t>
+      </w:r>
+    </w:p>
+    <w:p>
+      <w:r>
+        <w:t xml:space="preserve">AULA90_MODELO90_ETAPA1_5.png</w:t>
+      </w:r>
+    </w:p>
+    <w:p>
+      <w:r>
+        <w:t xml:space="preserve">[PRINT]</w:t>
+      </w:r>
+    </w:p>
+    <w:p>
+      <w:r>
+        <w:t xml:space="preserve">AULA90_MODELO90_ETAPA1_6.png</w:t>
+      </w:r>
+    </w:p>
+    <w:p>
+      <w:r>
+        <w:t xml:space="preserve">[PRINT]</w:t>
+      </w:r>
+    </w:p>
+    <w:p>
+      <w:r>
+        <w:t xml:space="preserve">AULA90_MODELO90_ETAPA1_7.png</w:t>
+      </w:r>
+    </w:p>
+    <w:p/>
+    <w:p>
+      <w:r>
+        <w:t xml:space="preserve">[OBJETO]</w:t>
+      </w:r>
+    </w:p>
+    <w:p>
+      <w:r>
+        <w:t xml:space="preserve">Source - "ENTRADAS_CLIENTES"</w:t>
+      </w:r>
+    </w:p>
+    <w:p>
+      <w:r>
+        <w:t xml:space="preserve">Processor - "PROCESSO_SERVICOS"</w:t>
+      </w:r>
+    </w:p>
+    <w:p>
+      <w:r>
+        <w:t xml:space="preserve">Queue - "QUEUE_SERVICOS"</w:t>
+      </w:r>
+    </w:p>
+    <w:p>
+      <w:r>
+        <w:t xml:space="preserve">Processor - "PROCESSO_SERVICOS"</w:t>
+      </w:r>
+    </w:p>
+    <w:p>
+      <w:r>
+        <w:t xml:space="preserve">Sink - "SAIDAS_CLIENTES"</w:t>
+      </w:r>
+    </w:p>
+    <w:p/>
+    <w:p>
+      <w:r>
+        <w:t xml:space="preserve">[PROPERTIES]</w:t>
+      </w:r>
+    </w:p>
+    <w:p>
+      <w:r>
+        <w:t xml:space="preserve">[NOME]</w:t>
+      </w:r>
+    </w:p>
+    <w:p>
+      <w:r>
+        <w:t xml:space="preserve">Source - "ENTRADA_CLIENTES"</w:t>
+      </w:r>
+    </w:p>
+    <w:p>
+      <w:r>
+        <w:t xml:space="preserve">Processor - "POSTO_DE_SENHA"</w:t>
+      </w:r>
+    </w:p>
+    <w:p>
+      <w:r>
+        <w:t xml:space="preserve">Queue - "FILA"</w:t>
+      </w:r>
+    </w:p>
+    <w:p>
+      <w:r>
+        <w:t xml:space="preserve">Processor - "POSTO_DE_ATENDIMENTO"</w:t>
+      </w:r>
+    </w:p>
+    <w:p>
+      <w:r>
+        <w:t xml:space="preserve">Sink - "SAIDA_CLIENTES"</w:t>
+      </w:r>
+    </w:p>
+    <w:p/>
+    <w:p>
+      <w:r>
+        <w:t xml:space="preserve">[VISUALS]</w:t>
+      </w:r>
+    </w:p>
+    <w:p>
+      <w:r>
+        <w:t xml:space="preserve">"ENTRADA_CLIENTES" - [Mid6_small.png] X = 0.00 ; Y = 0.00 ; Z = 0.00</w:t>
+      </w:r>
+    </w:p>
+    <w:p>
+      <w:r>
+        <w:t xml:space="preserve">"POSTO_DE_SENHA" - [Mid6_small.png] X = 10.00 ; Y = 0.00 ; Z = 0.00</w:t>
+      </w:r>
+    </w:p>
+    <w:p>
+      <w:r>
+        <w:t xml:space="preserve">"FILA" - [Mid6_small.png] X = 20.00 ; Y = 0.00 ; Z = 0.00</w:t>
+      </w:r>
+    </w:p>
+    <w:p>
+      <w:r>
+        <w:t xml:space="preserve">"POSTO_DE_ATENDIMENTO" - [Mid6_small.png] X = 30.00 ; Y = 0.00 ; Z = 0.00</w:t>
+      </w:r>
+    </w:p>
+    <w:p>
+      <w:r>
+        <w:t xml:space="preserve">"SAIDA_CLIENTES" - [Mid6_small.png] X = 40.00 ; Y = 0.00 ; Z = 0.00</w:t>
+      </w:r>
+    </w:p>
+    <w:p/>
+    <w:p>
+      <w:r>
+        <w:t xml:space="preserve">[PROCESSOR]</w:t>
+      </w:r>
+    </w:p>
+    <w:p>
+      <w:r>
+        <w:t xml:space="preserve">"POSTO_DE_SENHA" - Process Time: 30 [s]</w:t>
+      </w:r>
+    </w:p>
+    <w:p>
+      <w:r>
+        <w:t xml:space="preserve">[QUEUE]</w:t>
+      </w:r>
+    </w:p>
+    <w:p>
+      <w:r>
+        <w:t xml:space="preserve">"FILA" - Max Content: 1000000</w:t>
+      </w:r>
+    </w:p>
+    <w:p/>
+    <w:p>
+      <w:r>
+        <w:t xml:space="preserve">[OBSERVACAO]</w:t>
+      </w:r>
+    </w:p>
+    <w:p>
+      <w:r>
+        <w:t xml:space="preserve">Após a inserção de todos esses parâmetros, deverá realizar a conexão dos objetos, obedecendo o sentido do fluxo.</w:t>
+      </w:r>
+    </w:p>
+    <w:p>
+      <w:r>
+        <w:t xml:space="preserve">[FIM_COLUNA]</w:t>
+      </w:r>
+    </w:p>
+    <w:p/>
+    <w:p>
+      <w:r>
+        <w:t xml:space="preserve">[ETAPA] Etapa 02 - Configurando os objetos</w:t>
+      </w:r>
+    </w:p>
+    <w:p>
+      <w:r>
+        <w:t xml:space="preserve">[COLUNA]</w:t>
+      </w:r>
+    </w:p>
+    <w:p>
+      <w:r>
+        <w:t xml:space="preserve">[TITULO]</w:t>
+      </w:r>
+    </w:p>
+    <w:p>
+      <w:r>
+        <w:t xml:space="preserve">Configurando o Source</w:t>
+      </w:r>
+    </w:p>
+    <w:p>
+      <w:r>
+        <w:t xml:space="preserve">[PRINT]</w:t>
+      </w:r>
+    </w:p>
+    <w:p>
+      <w:r>
+        <w:t xml:space="preserve">AULA90_MODELO90_ETAPA2_1.png</w:t>
+      </w:r>
+    </w:p>
+    <w:p>
+      <w:r>
+        <w:t xml:space="preserve">[PRINT]</w:t>
+      </w:r>
+    </w:p>
+    <w:p>
+      <w:r>
+        <w:t xml:space="preserve">AULA90_MODELO90_ETAPA2_2.png</w:t>
+      </w:r>
+    </w:p>
+    <w:p>
+      <w:r>
+        <w:t xml:space="preserve">[PRINT]</w:t>
+      </w:r>
+    </w:p>
+    <w:p>
+      <w:r>
+        <w:t xml:space="preserve">AULA90_MODELO90_ETAPA2_3.png</w:t>
+      </w:r>
+    </w:p>
+    <w:p/>
+    <w:p>
+      <w:r>
+        <w:t xml:space="preserve">[OBJETO]</w:t>
+      </w:r>
+    </w:p>
+    <w:p>
+      <w:r>
+        <w:t xml:space="preserve">Source - "ENTRADA_CLIENTES"</w:t>
+      </w:r>
+    </w:p>
+    <w:p/>
+    <w:p>
+      <w:r>
+        <w:t xml:space="preserve">[PROPERTIES]</w:t>
+      </w:r>
+    </w:p>
+    <w:p>
+      <w:r>
+        <w:t xml:space="preserve">[SOURCE]</w:t>
+      </w:r>
+    </w:p>
+    <w:p>
+      <w:r>
+        <w:t xml:space="preserve">Flow Item Class: [down_arrow.bmp] </w:t>
+      </w:r>
+      <w:r>
+        <w:rPr>
+          <w:b/>
+        </w:rPr>
+        <w:t xml:space="preserve"> Man </w:t>
+      </w:r>
+    </w:p>
+    <w:p>
+      <w:r>
+        <w:t xml:space="preserve">[CHECK] Arrival at time 0</w:t>
+      </w:r>
+    </w:p>
+    <w:p/>
+    <w:p>
+      <w:r>
+        <w:t xml:space="preserve">Inter-Arrival Time: [down_arrow.bmp] Periodic Rates → Hourly Rates, Custom Daily Repeat:</w:t>
+      </w:r>
+    </w:p>
+    <w:p>
+      <w:r>
+        <w:t xml:space="preserve">Interval Variabity: [down_arrow.bmp] Constant Rate</w:t>
+      </w:r>
+    </w:p>
+    <w:p/>
+    <w:p>
+      <w:r>
+        <w:t xml:space="preserve">Preencher a tabela conforme a imagem. Os valores são conforme o a seguinte lógica:</w:t>
+      </w:r>
+    </w:p>
+    <w:p>
+      <w:r>
+        <w:t xml:space="preserve">De 0:00 a 07:59 → 0 pessoas por hora</w:t>
+      </w:r>
+    </w:p>
+    <w:p>
+      <w:r>
+        <w:t xml:space="preserve">De 08:00 a 10:59 → 10 pessoas por hora</w:t>
+      </w:r>
+    </w:p>
+    <w:p>
+      <w:r>
+        <w:t xml:space="preserve">De 11:00 a 12:59 → 20 pessoas por hora</w:t>
+      </w:r>
+    </w:p>
+    <w:p>
+      <w:r>
+        <w:t xml:space="preserve">De 13:00 a 15:59 → 10 pessoas por hora</w:t>
+      </w:r>
+    </w:p>
+    <w:p>
+      <w:r>
+        <w:t xml:space="preserve">De 16:00 a 23:59 → 0 pessoas por hora</w:t>
+      </w:r>
+    </w:p>
+    <w:p/>
+    <w:p>
+      <w:r>
+        <w:t xml:space="preserve">[OBSERVACAO]</w:t>
+      </w:r>
+    </w:p>
+    <w:p>
+      <w:r>
+        <w:t xml:space="preserve">Aproveitando a lógica de entrada dos dados, configure também o Run Time do modelo. Start Time: 08:00:00 ; Stop Time: 16:00:00</w:t>
+      </w:r>
+    </w:p>
+    <w:p/>
+    <w:p>
+      <w:r>
+        <w:t xml:space="preserve">No final do turno, somando a entrada por hora, o número de pessoas deverá ser igual a 100. Após configurar o Run Time, deverá ver que o valor da entrada é igual a 100.</w:t>
+      </w:r>
+    </w:p>
+    <w:p>
+      <w:r>
+        <w:t xml:space="preserve">[FIM_COLUNA]</w:t>
+      </w:r>
+    </w:p>
+    <w:p/>
+    <w:p>
+      <w:r>
+        <w:t xml:space="preserve">[COLUNA]</w:t>
+      </w:r>
+    </w:p>
+    <w:p>
+      <w:r>
+        <w:t xml:space="preserve">[TITULO]</w:t>
+      </w:r>
+    </w:p>
+    <w:p>
+      <w:r>
+        <w:t xml:space="preserve">Configurando os Processors</w:t>
+      </w:r>
+    </w:p>
+    <w:p>
+      <w:r>
+        <w:t xml:space="preserve">[PRINT]</w:t>
+      </w:r>
+    </w:p>
+    <w:p>
+      <w:r>
+        <w:t xml:space="preserve">AULA90_MODELO90_ETAPA2_4.png</w:t>
+      </w:r>
+    </w:p>
+    <w:p>
+      <w:r>
+        <w:t xml:space="preserve">[PRINT]</w:t>
+      </w:r>
+    </w:p>
+    <w:p>
+      <w:r>
+        <w:t xml:space="preserve">AULA90_MODELO90_ETAPA2_5.png</w:t>
+      </w:r>
+    </w:p>
+    <w:p>
+      <w:r>
+        <w:t xml:space="preserve">[PRINT]</w:t>
+      </w:r>
+    </w:p>
+    <w:p>
+      <w:r>
+        <w:t xml:space="preserve">AULA90_MODELO90_ETAPA2_6.png</w:t>
+      </w:r>
+    </w:p>
+    <w:p>
+      <w:r>
+        <w:t xml:space="preserve">[PRINT]</w:t>
+      </w:r>
+    </w:p>
+    <w:p>
+      <w:r>
+        <w:t xml:space="preserve">AULA90_MODELO90_ETAPA2_7.png</w:t>
+      </w:r>
+    </w:p>
+    <w:p/>
+    <w:p>
+      <w:r>
+        <w:t xml:space="preserve">[OBJETO]</w:t>
+      </w:r>
+    </w:p>
+    <w:p>
+      <w:r>
+        <w:t xml:space="preserve">Processor - "POSTO_DE_SENHA"</w:t>
+      </w:r>
+    </w:p>
+    <w:p>
+      <w:r>
+        <w:t xml:space="preserve">Processor - "POSTO_DE_ATENDIMENTO"</w:t>
+      </w:r>
+    </w:p>
+    <w:p/>
+    <w:p>
+      <w:r>
+        <w:t xml:space="preserve">[PROPERTIES]</w:t>
+      </w:r>
+    </w:p>
+    <w:p>
+      <w:r>
+        <w:t xml:space="preserve">[VISUALS]</w:t>
+      </w:r>
+    </w:p>
+    <w:p>
+      <w:r>
+        <w:t xml:space="preserve">[Templatesmall.png] [down_arrow.bmp] → Fixed Resources (Recursos fixos) → Queue.3ds</w:t>
+      </w:r>
+    </w:p>
+    <w:p/>
+    <w:p>
+      <w:r>
+        <w:t xml:space="preserve">[PROCESSOR]</w:t>
+      </w:r>
+    </w:p>
+    <w:p>
+      <w:r>
+        <w:t xml:space="preserve">[UNCHECK] Animate Items</w:t>
+      </w:r>
+    </w:p>
+    <w:p/>
+    <w:p>
+      <w:r>
+        <w:t xml:space="preserve">[TRIGGERS]</w:t>
+      </w:r>
+    </w:p>
+    <w:p>
+      <w:r>
+        <w:t xml:space="preserve">[PLUS] On Entry → [PLUS] Visuals → Set Location, Rotation or Size:</w:t>
+      </w:r>
+    </w:p>
+    <w:p>
+      <w:r>
+        <w:t xml:space="preserve">Set: [down_arrow.bmp] → Rotation:</w:t>
+      </w:r>
+    </w:p>
+    <w:p>
+      <w:r>
+        <w:t xml:space="preserve">X Rotation: 0</w:t>
+      </w:r>
+    </w:p>
+    <w:p>
+      <w:r>
+        <w:t xml:space="preserve">Y Rotation: 0</w:t>
+      </w:r>
+    </w:p>
+    <w:p>
+      <w:r>
+        <w:t xml:space="preserve">Z Rotation: 90</w:t>
+      </w:r>
+    </w:p>
+    <w:p/>
+    <w:p>
+      <w:r>
+        <w:t xml:space="preserve">[OBSERVACAO]</w:t>
+      </w:r>
+    </w:p>
+    <w:p>
+      <w:r>
+        <w:t xml:space="preserve">Após a alteração do template, reposicione o Processor como no passo de Nomear e Posicionar, pois com a alteração de suas dimensões sua referência de posição muda, necessitando esse retrabalho.</w:t>
+      </w:r>
+    </w:p>
+    <w:p>
+      <w:r>
+        <w:t xml:space="preserve">[FIM_COLUNA]</w:t>
+      </w:r>
+    </w:p>
+    <w:p/>
+    <w:p>
+      <w:r>
+        <w:t xml:space="preserve">[COLUNA]</w:t>
+      </w:r>
+    </w:p>
+    <w:p>
+      <w:r>
+        <w:t xml:space="preserve">[TITULO]</w:t>
+      </w:r>
+    </w:p>
+    <w:p>
+      <w:r>
+        <w:t xml:space="preserve">Adicionando Objetos Visuais</w:t>
+      </w:r>
+    </w:p>
+    <w:p/>
+    <w:p>
+      <w:r>
+        <w:t xml:space="preserve">[PRINT]</w:t>
+      </w:r>
+    </w:p>
+    <w:p>
+      <w:r>
+        <w:t xml:space="preserve">AULA90_MODELO90_ETAPA2_8.png</w:t>
+      </w:r>
+    </w:p>
+    <w:p>
+      <w:r>
+        <w:t xml:space="preserve">[PRINT]</w:t>
+      </w:r>
+    </w:p>
+    <w:p>
+      <w:r>
+        <w:t xml:space="preserve">AULA90_MODELO90_ETAPA2_9.png</w:t>
+      </w:r>
+    </w:p>
+    <w:p>
+      <w:r>
+        <w:t xml:space="preserve">[PRINT]</w:t>
+      </w:r>
+    </w:p>
+    <w:p>
+      <w:r>
+        <w:t xml:space="preserve">AULA90_MODELO90_ETAPA2_10.png</w:t>
+      </w:r>
+    </w:p>
+    <w:p>
+      <w:r>
+        <w:t xml:space="preserve">[PRINT]</w:t>
+      </w:r>
+    </w:p>
+    <w:p>
+      <w:r>
+        <w:t xml:space="preserve">AULA90_MODELO90_ETAPA2_11.png</w:t>
+      </w:r>
+    </w:p>
+    <w:p/>
+    <w:p>
+      <w:r>
+        <w:t xml:space="preserve">[OBJETO]</w:t>
+      </w:r>
+    </w:p>
+    <w:p>
+      <w:r>
+        <w:t xml:space="preserve">Location - Kiosk - "POSTO_DE_SENHA_3D"</w:t>
+      </w:r>
+    </w:p>
+    <w:p>
+      <w:r>
+        <w:t xml:space="preserve">Location - Registration - "POSTO_DE_ATENDIMENTO_3D"</w:t>
+      </w:r>
+    </w:p>
+    <w:p>
+      <w:r>
+        <w:t xml:space="preserve">Operator - "ATENDENTE"</w:t>
+      </w:r>
+    </w:p>
+    <w:p/>
+    <w:p/>
+    <w:p>
+      <w:r>
+        <w:t xml:space="preserve">[PROPERTIES]</w:t>
+      </w:r>
+    </w:p>
+    <w:p>
+      <w:r>
+        <w:t xml:space="preserve">[VISUALS]</w:t>
+      </w:r>
+    </w:p>
+    <w:p>
+      <w:r>
+        <w:t xml:space="preserve">"POSTO_DE_SENHA_3D" - [Mid6_small.png] X = 10.00 ; Y = 0.00 ; Z = 0.00</w:t>
+      </w:r>
+    </w:p>
+    <w:p>
+      <w:r>
+        <w:t xml:space="preserve">"POSTO_DE_SENHA_3D" - [rotate_arrow.png] Z = 90.00</w:t>
+      </w:r>
+    </w:p>
+    <w:p/>
+    <w:p>
+      <w:r>
+        <w:t xml:space="preserve">"POSTO_DE_ATENDIMENTO_3D" - [Mid6_small.png] X = 30.00 ; Y = 1.25 ; Z = 0.00</w:t>
+      </w:r>
+    </w:p>
+    <w:p>
+      <w:r>
+        <w:t xml:space="preserve">"POSTO_DE_ATENDIMENTO_3D" - [rotate_arrow.png] Z = 180.00</w:t>
+      </w:r>
+    </w:p>
+    <w:p/>
+    <w:p>
+      <w:r>
+        <w:t xml:space="preserve">"ATENDENTE" - [Mid6_small.png] X = 30.00 ; Y = 1.50 ; Z = 0.00</w:t>
+      </w:r>
+    </w:p>
+    <w:p>
+      <w:r>
+        <w:t xml:space="preserve">"ATENDENTE" - [rotate_arrow.png] Z = 270.00</w:t>
+      </w:r>
+    </w:p>
+    <w:p/>
+    <w:p>
+      <w:r>
+        <w:t xml:space="preserve">[OBSERVACAO]</w:t>
+      </w:r>
+    </w:p>
+    <w:p>
+      <w:r>
+        <w:t xml:space="preserve">Este objeto neste Modelo é um Totem, apenas visual, não tem nenhuma funcionalidade, visto que não foi conectado ao fluxo e nem configurado.</w:t>
+      </w:r>
+    </w:p>
+    <w:p>
+      <w:r>
+        <w:t xml:space="preserve">[FIM_COLUNA]</w:t>
+      </w:r>
+    </w:p>
+    <w:p/>
+    <w:p>
+      <w:r>
+        <w:t xml:space="preserve">[COLUNA]</w:t>
+      </w:r>
+    </w:p>
+    <w:p>
+      <w:r>
+        <w:t xml:space="preserve">[TITULO]</w:t>
+      </w:r>
+    </w:p>
+    <w:p>
+      <w:r>
+        <w:t xml:space="preserve">Redimensionando a Fila e girando o objeto</w:t>
+      </w:r>
+    </w:p>
+    <w:p/>
+    <w:p>
+      <w:r>
+        <w:t xml:space="preserve">[PRINT]</w:t>
+      </w:r>
+    </w:p>
+    <w:p>
+      <w:r>
+        <w:t xml:space="preserve">AULA90_MODELO90_ETAPA2_12.png</w:t>
+      </w:r>
+    </w:p>
+    <w:p>
+      <w:r>
+        <w:t xml:space="preserve">[PRINT]</w:t>
+      </w:r>
+    </w:p>
+    <w:p>
+      <w:r>
+        <w:t xml:space="preserve">AULA90_MODELO90_ETAPA2_13.png</w:t>
+      </w:r>
+    </w:p>
+    <w:p/>
+    <w:p>
+      <w:r>
+        <w:t xml:space="preserve">[OBJETO]</w:t>
+      </w:r>
+    </w:p>
+    <w:p>
+      <w:r>
+        <w:t xml:space="preserve">Queue - "FILA"</w:t>
+      </w:r>
+    </w:p>
+    <w:p/>
+    <w:p>
+      <w:r>
+        <w:t xml:space="preserve">[PROPERTIES]</w:t>
+      </w:r>
+    </w:p>
+    <w:p>
+      <w:r>
+        <w:t xml:space="preserve">[VISUALS]</w:t>
+      </w:r>
+    </w:p>
+    <w:p>
+      <w:r>
+        <w:t xml:space="preserve">Cor: [down_arrow.bmp] → Branco</w:t>
+      </w:r>
+    </w:p>
+    <w:p>
+      <w:r>
+        <w:t xml:space="preserve">[_resize.png] X = 10.00 ; Y = 1.00 ; Z = 0.01</w:t>
+      </w:r>
+    </w:p>
+    <w:p/>
+    <w:p>
+      <w:r>
+        <w:t xml:space="preserve">[QUEUE]</w:t>
+      </w:r>
+    </w:p>
+    <w:p>
+      <w:r>
+        <w:t xml:space="preserve">Item Placement: [down_arrow.bmp] Horizontal Line</w:t>
+      </w:r>
+    </w:p>
+    <w:p/>
+    <w:p>
+      <w:r>
+        <w:t xml:space="preserve">[TRIGGERS]</w:t>
+      </w:r>
+    </w:p>
+    <w:p>
+      <w:r>
+        <w:t xml:space="preserve">[PLUS] On Entry → [PLUS] Visuals → Set Location, Rotation or Size:</w:t>
+      </w:r>
+    </w:p>
+    <w:p>
+      <w:r>
+        <w:t xml:space="preserve">Set: [down_arrow.bmp] → Rotation:</w:t>
+      </w:r>
+    </w:p>
+    <w:p>
+      <w:r>
+        <w:t xml:space="preserve">X Rotation: 0</w:t>
+      </w:r>
+    </w:p>
+    <w:p>
+      <w:r>
+        <w:t xml:space="preserve">Y Rotation: 0</w:t>
+      </w:r>
+    </w:p>
+    <w:p>
+      <w:r>
+        <w:t xml:space="preserve">Z Rotation: 0</w:t>
+      </w:r>
+    </w:p>
+    <w:p/>
+    <w:p>
+      <w:r>
+        <w:t xml:space="preserve">[OBSERVACAO]</w:t>
+      </w:r>
+    </w:p>
+    <w:p>
+      <w:r>
+        <w:t xml:space="preserve">Após a alteração do template, reposicione a Queue como no passo de Nomear e Posicionar, pois com a alteração de suas dimensões sua referência de posição muda, necessitando esse retrabalho.</w:t>
+      </w:r>
+    </w:p>
+    <w:p/>
+    <w:p>
+      <w:r>
+        <w:t xml:space="preserve">[ETAPA] Etapa 03 - Configurando o objeto para andar como Task Executer</w:t>
+      </w:r>
+    </w:p>
+    <w:p>
+      <w:r>
+        <w:t xml:space="preserve">[COLUNA]</w:t>
+      </w:r>
+    </w:p>
+    <w:p>
+      <w:r>
+        <w:t xml:space="preserve">[TITULO]</w:t>
+      </w:r>
+    </w:p>
+    <w:p>
+      <w:r>
+        <w:t xml:space="preserve">Configurando objetos</w:t>
+      </w:r>
+    </w:p>
+    <w:p/>
+    <w:p>
+      <w:r>
+        <w:t xml:space="preserve">[PRINT]</w:t>
+      </w:r>
+    </w:p>
+    <w:p>
+      <w:r>
+        <w:t xml:space="preserve">AULA90_MODELO90_ETAPA3_1.png</w:t>
+      </w:r>
+    </w:p>
+    <w:p/>
+    <w:p>
+      <w:r>
+        <w:t xml:space="preserve">[OBJETO]</w:t>
+      </w:r>
+    </w:p>
+    <w:p>
+      <w:r>
+        <w:t xml:space="preserve">Source - "ENTRADA_CLIENTES"</w:t>
+      </w:r>
+    </w:p>
+    <w:p>
+      <w:r>
+        <w:t xml:space="preserve">Processor - "POSTO_DE_SENHA"</w:t>
+      </w:r>
+    </w:p>
+    <w:p>
+      <w:r>
+        <w:t xml:space="preserve">Queue - "FILA"</w:t>
+      </w:r>
+    </w:p>
+    <w:p>
+      <w:r>
+        <w:t xml:space="preserve">Processor - "POSTO_DE_ATENDIMENTO"</w:t>
+      </w:r>
+    </w:p>
+    <w:p/>
+    <w:p>
+      <w:r>
+        <w:t xml:space="preserve">[PROPERTIES]</w:t>
+      </w:r>
+    </w:p>
+    <w:p>
+      <w:r>
+        <w:t xml:space="preserve">[OUTPUT]</w:t>
+      </w:r>
+    </w:p>
+    <w:p>
+      <w:r>
+        <w:t xml:space="preserve">[CHECK] Use Transport:</w:t>
+      </w:r>
+    </w:p>
+    <w:p>
+      <w:r>
+        <w:t xml:space="preserve">[down_arrow.bmp] Task Executer as FlowItem</w:t>
+      </w:r>
+    </w:p>
+    <w:p>
+      <w:r>
+        <w:t xml:space="preserve">[FIM_COLUNA]</w:t>
+      </w:r>
+    </w:p>
+    <w:p/>
+    <w:p>
+      <w:r>
+        <w:t xml:space="preserve">[ETAPA] Etapa 04 - Criando o Dashboard</w:t>
+      </w:r>
+    </w:p>
+    <w:p>
+      <w:r>
+        <w:t xml:space="preserve">[COLUNA]</w:t>
+      </w:r>
+    </w:p>
+    <w:p>
+      <w:r>
+        <w:t xml:space="preserve">[TITULO]</w:t>
+      </w:r>
+    </w:p>
+    <w:p>
+      <w:r>
+        <w:t xml:space="preserve">Tabela de Clientes Atendidos</w:t>
+      </w:r>
+    </w:p>
+    <w:p/>
+    <w:p>
+      <w:r>
+        <w:t xml:space="preserve">[PRINT]</w:t>
+      </w:r>
+    </w:p>
+    <w:p>
+      <w:r>
+        <w:t xml:space="preserve">AULA90_MODELO90_ETAPA4_1.png</w:t>
+      </w:r>
+    </w:p>
+    <w:p>
+      <w:r>
+        <w:t xml:space="preserve">[PRINT]</w:t>
+      </w:r>
+    </w:p>
+    <w:p>
+      <w:r>
+        <w:t xml:space="preserve">AULA90_MODELO90_ETAPA4_2.png</w:t>
+      </w:r>
+    </w:p>
+    <w:p>
+      <w:r>
+        <w:t xml:space="preserve">[PRINT]</w:t>
+      </w:r>
+    </w:p>
+    <w:p>
+      <w:r>
+        <w:t xml:space="preserve">AULA90_MODELO90_ETAPA4_3.png</w:t>
+      </w:r>
+    </w:p>
+    <w:p>
+      <w:r>
+        <w:t xml:space="preserve">[PRINT]</w:t>
+      </w:r>
+    </w:p>
+    <w:p>
+      <w:r>
+        <w:t xml:space="preserve">AULA90_MODELO90_ETAPA4_4.png</w:t>
+      </w:r>
+    </w:p>
+    <w:p/>
+    <w:p>
+      <w:r>
+        <w:t xml:space="preserve">[CAMINHO]</w:t>
+      </w:r>
+    </w:p>
+    <w:p>
+      <w:r>
+        <w:t xml:space="preserve">Imagem 1 - Barra Superior → Dashboards → Add Blank Dashboard</w:t>
+      </w:r>
+    </w:p>
+    <w:p>
+      <w:r>
+        <w:t xml:space="preserve">Imagem 2 – Barra Esquerda → Output → Output → Table</w:t>
+      </w:r>
+    </w:p>
+    <w:p/>
+    <w:p>
+      <w:r>
+        <w:t xml:space="preserve">[PROPERTIES]</w:t>
+      </w:r>
+    </w:p>
+    <w:p>
+      <w:r>
+        <w:t xml:space="preserve">[NOME]</w:t>
+      </w:r>
+    </w:p>
+    <w:p>
+      <w:r>
+        <w:t xml:space="preserve">CLIENTES_ATENDIDOS</w:t>
+      </w:r>
+    </w:p>
+    <w:p>
+      <w:r>
+        <w:t xml:space="preserve">[FIM_COLUNA]</w:t>
+      </w:r>
+    </w:p>
+    <w:p/>
+    <w:p>
+      <w:r>
+        <w:t xml:space="preserve">[COLUNA]</w:t>
+      </w:r>
+    </w:p>
+    <w:p>
+      <w:r>
+        <w:t xml:space="preserve">[TITULO]</w:t>
+      </w:r>
+    </w:p>
+    <w:p>
+      <w:r>
+        <w:t xml:space="preserve">Gráfico de Clientes no sistema</w:t>
+      </w:r>
+    </w:p>
+    <w:p/>
+    <w:p>
+      <w:r>
+        <w:t xml:space="preserve">[PRINT]</w:t>
+      </w:r>
+    </w:p>
+    <w:p>
+      <w:r>
+        <w:t xml:space="preserve">AULA90_MODELO90_ETAPA4_5.png</w:t>
+      </w:r>
+    </w:p>
+    <w:p/>
+    <w:p>
+      <w:r>
+        <w:t xml:space="preserve">[CAMINHO]</w:t>
+      </w:r>
+    </w:p>
+    <w:p>
+      <w:r>
+        <w:t xml:space="preserve">Barra Esquerda → Content → Composite WIP → Line Chart</w:t>
+      </w:r>
+    </w:p>
+    <w:p/>
+    <w:p>
+      <w:r>
+        <w:t xml:space="preserve">[PROPERTIES]</w:t>
+      </w:r>
+    </w:p>
+    <w:p>
+      <w:r>
+        <w:t xml:space="preserve">[NOME]</w:t>
+      </w:r>
+    </w:p>
+    <w:p>
+      <w:r>
+        <w:t xml:space="preserve">CLIENTES NO SISTEMA</w:t>
+      </w:r>
+    </w:p>
+    <w:p>
+      <w:r>
+        <w:t xml:space="preserve">[OPTIONS]</w:t>
+      </w:r>
+    </w:p>
+    <w:p>
+      <w:r>
+        <w:t xml:space="preserve">Entrance Objects:</w:t>
+      </w:r>
+    </w:p>
+    <w:p>
+      <w:r>
+        <w:t xml:space="preserve">[eyedropper.png] → Source “ENTRADA_CLIENTES”</w:t>
+      </w:r>
+    </w:p>
+    <w:p/>
+    <w:p>
+      <w:r>
+        <w:t xml:space="preserve">Exit Objects:</w:t>
+      </w:r>
+    </w:p>
+    <w:p>
+      <w:r>
+        <w:t xml:space="preserve">[eyedropper.png] → Sink “SAIDA_CLIENTES”</w:t>
+      </w:r>
+    </w:p>
+    <w:p/>
+    <w:p>
+      <w:r>
+        <w:t xml:space="preserve">[OBSERVACAO]</w:t>
+      </w:r>
+    </w:p>
+    <w:p>
+      <w:r>
+        <w:t xml:space="preserve">Como a fila é algo não desejado, muda-se a cor da curva do gráfico para vermelho.</w:t>
+      </w:r>
+    </w:p>
+    <w:p>
+      <w:r>
+        <w:t xml:space="preserve">Para ganhar espaço, pode-se desabilitar em Settings → Show Legend.</w:t>
+      </w:r>
+    </w:p>
+    <w:p>
+      <w:r>
+        <w:t xml:space="preserve">[FIM_COLUNA]</w:t>
+      </w:r>
+    </w:p>
+    <w:p/>
+    <w:p>
+      <w:r>
+        <w:t xml:space="preserve">[COLUNA]</w:t>
+      </w:r>
+    </w:p>
+    <w:p>
+      <w:r>
+        <w:t xml:space="preserve">[TITULO]</w:t>
+      </w:r>
+    </w:p>
+    <w:p>
+      <w:r>
+        <w:t xml:space="preserve">Gráficos de Estados dos Postos</w:t>
+      </w:r>
+    </w:p>
+    <w:p/>
+    <w:p>
+      <w:r>
+        <w:t xml:space="preserve">[PRINT]</w:t>
+      </w:r>
+    </w:p>
+    <w:p>
+      <w:r>
+        <w:t xml:space="preserve">AULA90_MODELO90_ETAPA4_6.png</w:t>
+      </w:r>
+    </w:p>
+    <w:p/>
+    <w:p>
+      <w:r>
+        <w:t xml:space="preserve">[CAMINHO]</w:t>
+      </w:r>
+    </w:p>
+    <w:p>
+      <w:r>
+        <w:t xml:space="preserve">Barra Esquerda → State → State → Pie Chart</w:t>
+      </w:r>
+    </w:p>
+    <w:p/>
+    <w:p>
+      <w:r>
+        <w:t xml:space="preserve">[PROPERTIES]</w:t>
+      </w:r>
+    </w:p>
+    <w:p>
+      <w:r>
+        <w:t xml:space="preserve">[NOME]</w:t>
+      </w:r>
+    </w:p>
+    <w:p>
+      <w:r>
+        <w:t xml:space="preserve">GRÁFICOS DE ESTADOS DOS POSTOS</w:t>
+      </w:r>
+    </w:p>
+    <w:p>
+      <w:r>
+        <w:t xml:space="preserve">[OPTIONS]</w:t>
+      </w:r>
+    </w:p>
+    <w:p>
+      <w:r>
+        <w:t xml:space="preserve">Objects:</w:t>
+      </w:r>
+    </w:p>
+    <w:p>
+      <w:r>
+        <w:t xml:space="preserve">[eyedropper.png] → Processor “POSTO_DE_SENHA”</w:t>
+      </w:r>
+    </w:p>
+    <w:p>
+      <w:r>
+        <w:t xml:space="preserve">[eyedropper.png] → Processor “POSTO_DE_ATENDIMENTO”</w:t>
+      </w:r>
+    </w:p>
+    <w:p/>
+    <w:p>
+      <w:r>
+        <w:t xml:space="preserve">[OBSERVACAO]</w:t>
+      </w:r>
+    </w:p>
+    <w:p>
+      <w:r>
+        <w:t xml:space="preserve">É interessante habilitar em State Table Properties todos os estados, com exceção do Lunch, como foi feito no Modelo 01 da Aula 01, Etapa Final, no passo de Gráficos de Estados, a última imagem.</w:t>
+      </w:r>
+    </w:p>
+    <w:p>
+      <w:r>
+        <w:t xml:space="preserve">[FIM_COLUNA]</w:t>
+      </w:r>
+    </w:p>
+    <w:p/>
+    <w:p>
+      <w:r>
+        <w:t xml:space="preserve">[COLUNA]</w:t>
+      </w:r>
+    </w:p>
+    <w:p>
+      <w:r>
+        <w:t xml:space="preserve">[TITULO]</w:t>
+      </w:r>
+    </w:p>
+    <w:p>
+      <w:r>
+        <w:t xml:space="preserve">Gráfico do tempo total de permanência em minutos.</w:t>
+      </w:r>
+    </w:p>
+    <w:p/>
+    <w:p>
+      <w:r>
+        <w:t xml:space="preserve">[PRINT]</w:t>
+      </w:r>
+    </w:p>
+    <w:p>
+      <w:r>
+        <w:t xml:space="preserve">AULA90_MODELO90_ETAPA4_7.png</w:t>
+      </w:r>
+    </w:p>
+    <w:p/>
+    <w:p>
+      <w:r>
+        <w:t xml:space="preserve">[CAMINHO]</w:t>
+      </w:r>
+    </w:p>
+    <w:p>
+      <w:r>
+        <w:t xml:space="preserve">Barra Esquerda → Staytime → Composite Staytime By Hour</w:t>
+      </w:r>
+    </w:p>
+    <w:p/>
+    <w:p>
+      <w:r>
+        <w:t xml:space="preserve">[PROPERTIES]</w:t>
+      </w:r>
+    </w:p>
+    <w:p>
+      <w:r>
+        <w:t xml:space="preserve">[NOME]</w:t>
+      </w:r>
+    </w:p>
+    <w:p>
+      <w:r>
+        <w:t xml:space="preserve">TEMPO TOTAL DE PERMANÊNCIA EM MINUTOS</w:t>
+      </w:r>
+    </w:p>
+    <w:p>
+      <w:r>
+        <w:t xml:space="preserve">[OPTIONS]</w:t>
+      </w:r>
+    </w:p>
+    <w:p>
+      <w:r>
+        <w:t xml:space="preserve">Entrance Objects:</w:t>
+      </w:r>
+    </w:p>
+    <w:p>
+      <w:r>
+        <w:t xml:space="preserve">[eyedropper.png] → Source “ENTRADA_CLIENTES”</w:t>
+      </w:r>
+    </w:p>
+    <w:p/>
+    <w:p>
+      <w:r>
+        <w:t xml:space="preserve">Exit Objects:</w:t>
+      </w:r>
+    </w:p>
+    <w:p>
+      <w:r>
+        <w:t xml:space="preserve">[eyedropper.png] → Sink “SAIDA_CLIENTES”</w:t>
+      </w:r>
+    </w:p>
+    <w:p>
+      <w:r>
+        <w:t xml:space="preserve">[FIM_COLUNA]</w:t>
+      </w:r>
+    </w:p>
+    <w:p/>
+    <w:p>
+      <w:r>
+        <w:t xml:space="preserve">[ETAPA] Etapa 05 - Resultados</w:t>
+      </w:r>
+    </w:p>
+    <w:p>
+      <w:r>
+        <w:t xml:space="preserve">[COLUNA]</w:t>
+      </w:r>
+    </w:p>
+    <w:p>
+      <w:r>
+        <w:t xml:space="preserve">[TITULO]</w:t>
+      </w:r>
+    </w:p>
+    <w:p>
+      <w:r>
+        <w:t xml:space="preserve">Validando o modelo simulado.</w:t>
+      </w:r>
+    </w:p>
+    <w:p/>
+    <w:p>
+      <w:r>
+        <w:t xml:space="preserve">[PRINT]</w:t>
+      </w:r>
+    </w:p>
+    <w:p>
+      <w:r>
+        <w:t xml:space="preserve">AULA90_MODELO90_RESULTADOS_1.png</w:t>
+      </w:r>
+    </w:p>
+    <w:p/>
+    <w:p>
+      <w:r>
+        <w:t xml:space="preserve">[ROTEIRO]</w:t>
+      </w:r>
+    </w:p>
+    <w:p>
+      <w:r>
+        <w:t xml:space="preserve">Quantidade de clientes atendidos: 100</w:t>
+      </w:r>
+    </w:p>
+    <w:p/>
+    <w:p>
+      <w:r>
+        <w:t xml:space="preserve">Posto de Senha: 10.42%</w:t>
+      </w:r>
+    </w:p>
+    <w:p>
+      <w:r>
+        <w:t xml:space="preserve">Posto de Atendimento: 83.33%</w:t>
+      </w:r>
+    </w:p>
+    <w:p>
+      <w:r>
+        <w:t xml:space="preserve">[FIM_COLUNA]</w:t>
+      </w:r>
+    </w:p>
+    <w:p/>
+    <w:p>
+      <w:r>
+        <w:t xml:space="preserve">[ETAPA] Etapa 06 - Alterando o modelo para Modo B</w:t>
+      </w:r>
+    </w:p>
+    <w:p>
+      <w:r>
+        <w:t xml:space="preserve">[COLUNA]</w:t>
+      </w:r>
+    </w:p>
+    <w:p>
+      <w:r>
+        <w:t xml:space="preserve">[TITULO]</w:t>
+      </w:r>
+    </w:p>
+    <w:p>
+      <w:r>
+        <w:t xml:space="preserve">Alterando o modelo para Modo B</w:t>
+      </w:r>
+    </w:p>
+    <w:p/>
+    <w:p>
+      <w:r>
+        <w:t xml:space="preserve">[PRINT]</w:t>
+      </w:r>
+    </w:p>
+    <w:p>
+      <w:r>
+        <w:t xml:space="preserve">AULA90_MODELO90_ETAPA6_1.png</w:t>
+      </w:r>
+    </w:p>
+    <w:p>
+      <w:r>
+        <w:t xml:space="preserve">[PRINT]</w:t>
+      </w:r>
+    </w:p>
+    <w:p>
+      <w:r>
+        <w:t xml:space="preserve">AULA90_MODELO90_ETAPA6_2.png</w:t>
+      </w:r>
+    </w:p>
+    <w:p>
+      <w:r>
+        <w:t xml:space="preserve">[PRINT]</w:t>
+      </w:r>
+    </w:p>
+    <w:p>
+      <w:r>
+        <w:t xml:space="preserve">AULA90_MODELO90_ETAPA6_3.png</w:t>
+      </w:r>
+    </w:p>
+    <w:p>
+      <w:r>
+        <w:t xml:space="preserve">[PRINT]</w:t>
+      </w:r>
+    </w:p>
+    <w:p>
+      <w:r>
+        <w:t xml:space="preserve">AULA90_MODELO90_ETAPA6_4.png</w:t>
+      </w:r>
+    </w:p>
+    <w:p/>
+    <w:p>
+      <w:r>
+        <w:t xml:space="preserve">[OBSERVACAO]</w:t>
+      </w:r>
+    </w:p>
+    <w:p>
+      <w:r>
+        <w:t xml:space="preserve">O Modo B é uma alternativa para o Modo A, onde apenas altera o layout dos Processors, do Source e do Sink, mantendo a mesma lógica de funcionamento, com o acréscimo apenas de reposicionar o item para que o "Cliente" não ande sob o "Posto de Senha" e o "Posto de Atendimento".</w:t>
+      </w:r>
+    </w:p>
+    <w:p/>
+    <w:p>
+      <w:r>
+        <w:t xml:space="preserve">Os resultados devem ser o mesmo.</w:t>
+      </w:r>
+    </w:p>
+    <w:p>
+      <w:r>
+        <w:t xml:space="preserve">[FIM_COLUNA]</w:t>
+      </w:r>
+    </w:p>
     <w:p/>
     <w:p/>
     <w:p/>
